--- a/6_semester/МСПИСИТ/3 лр/МСПИСИТ-ЛР3-В16-ШаповаловаДС-4329.docx
+++ b/6_semester/МСПИСИТ/3 лр/МСПИСИТ-ЛР3-В16-ШаповаловаДС-4329.docx
@@ -322,7 +322,6 @@
               </w:rPr>
               <w:t xml:space="preserve">.В. </w:t>
             </w:r>
-            <w:proofErr w:type="spellStart"/>
             <w:r>
               <w:rPr>
                 <w:rFonts w:ascii="Times New Roman" w:eastAsia="Times New Roman" w:hAnsi="Times New Roman" w:cs="Times New Roman"/>
@@ -333,7 +332,6 @@
               </w:rPr>
               <w:t>Бржезовский</w:t>
             </w:r>
-            <w:proofErr w:type="spellEnd"/>
           </w:p>
         </w:tc>
       </w:tr>
@@ -629,7 +627,16 @@
                 <w:szCs w:val="28"/>
                 <w:lang w:eastAsia="en-GB"/>
               </w:rPr>
-              <w:t>ЗАПОЛНЕНИЕ И МОДИФИКАЦИЯ ТАБЛИЦ БАЗЫ ДАННЫХ</w:t>
+              <w:t xml:space="preserve">ЗАПРОСЫ НА ЯЗЫКЕ SQL: </w:t>
+            </w:r>
+            <w:r>
+              <w:rPr>
+                <w:rFonts w:ascii="Times New Roman" w:eastAsia="Times New Roman" w:hAnsi="Times New Roman" w:cs="Times New Roman"/>
+                <w:sz w:val="28"/>
+                <w:szCs w:val="28"/>
+                <w:lang w:eastAsia="en-GB"/>
+              </w:rPr>
+              <w:t>АГРЕГАТНЫЕ ФУНКЦИИ</w:t>
             </w:r>
           </w:p>
         </w:tc>
@@ -1529,250 +1536,14 @@
         </w:rPr>
         <w:t xml:space="preserve">запросов с использованием директив </w:t>
       </w:r>
-      <w:proofErr w:type="spellStart"/>
-      <w:r>
-        <w:rPr>
-          <w:rFonts w:ascii="Times New Roman" w:hAnsi="Times New Roman" w:cs="Times New Roman"/>
-          <w:sz w:val="24"/>
-          <w:szCs w:val="24"/>
-        </w:rPr>
-        <w:t>distinct</w:t>
-      </w:r>
-      <w:proofErr w:type="spellEnd"/>
-      <w:r>
-        <w:rPr>
-          <w:rFonts w:ascii="Times New Roman" w:hAnsi="Times New Roman" w:cs="Times New Roman"/>
-          <w:sz w:val="24"/>
-          <w:szCs w:val="24"/>
-        </w:rPr>
-        <w:t xml:space="preserve">, </w:t>
-      </w:r>
-      <w:proofErr w:type="spellStart"/>
-      <w:r>
-        <w:rPr>
-          <w:rFonts w:ascii="Times New Roman" w:hAnsi="Times New Roman" w:cs="Times New Roman"/>
-          <w:sz w:val="24"/>
-          <w:szCs w:val="24"/>
-        </w:rPr>
-        <w:t>order</w:t>
-      </w:r>
-      <w:proofErr w:type="spellEnd"/>
-      <w:r>
-        <w:rPr>
-          <w:rFonts w:ascii="Times New Roman" w:hAnsi="Times New Roman" w:cs="Times New Roman"/>
-          <w:sz w:val="24"/>
-          <w:szCs w:val="24"/>
-        </w:rPr>
-        <w:t xml:space="preserve"> </w:t>
-      </w:r>
-      <w:proofErr w:type="spellStart"/>
-      <w:r>
-        <w:rPr>
-          <w:rFonts w:ascii="Times New Roman" w:hAnsi="Times New Roman" w:cs="Times New Roman"/>
-          <w:sz w:val="24"/>
-          <w:szCs w:val="24"/>
-        </w:rPr>
-        <w:t>by</w:t>
-      </w:r>
-      <w:proofErr w:type="spellEnd"/>
-      <w:r>
-        <w:rPr>
-          <w:rFonts w:ascii="Times New Roman" w:hAnsi="Times New Roman" w:cs="Times New Roman"/>
-          <w:sz w:val="24"/>
-          <w:szCs w:val="24"/>
-        </w:rPr>
-        <w:t xml:space="preserve">, </w:t>
-      </w:r>
-      <w:proofErr w:type="spellStart"/>
-      <w:r>
-        <w:rPr>
-          <w:rFonts w:ascii="Times New Roman" w:hAnsi="Times New Roman" w:cs="Times New Roman"/>
-          <w:sz w:val="24"/>
-          <w:szCs w:val="24"/>
-        </w:rPr>
-        <w:t>as</w:t>
-      </w:r>
-      <w:proofErr w:type="spellEnd"/>
-      <w:r>
-        <w:rPr>
-          <w:rFonts w:ascii="Times New Roman" w:hAnsi="Times New Roman" w:cs="Times New Roman"/>
-          <w:sz w:val="24"/>
-          <w:szCs w:val="24"/>
-        </w:rPr>
-        <w:t>, [</w:t>
-      </w:r>
-      <w:proofErr w:type="spellStart"/>
-      <w:r>
-        <w:rPr>
-          <w:rFonts w:ascii="Times New Roman" w:hAnsi="Times New Roman" w:cs="Times New Roman"/>
-          <w:sz w:val="24"/>
-          <w:szCs w:val="24"/>
-        </w:rPr>
-        <w:t>not</w:t>
-      </w:r>
-      <w:proofErr w:type="spellEnd"/>
-      <w:r>
-        <w:rPr>
-          <w:rFonts w:ascii="Times New Roman" w:hAnsi="Times New Roman" w:cs="Times New Roman"/>
-          <w:sz w:val="24"/>
-          <w:szCs w:val="24"/>
-        </w:rPr>
-        <w:t xml:space="preserve">] </w:t>
-      </w:r>
-      <w:proofErr w:type="spellStart"/>
-      <w:r>
-        <w:rPr>
-          <w:rFonts w:ascii="Times New Roman" w:hAnsi="Times New Roman" w:cs="Times New Roman"/>
-          <w:sz w:val="24"/>
-          <w:szCs w:val="24"/>
-        </w:rPr>
-        <w:t>in</w:t>
-      </w:r>
-      <w:proofErr w:type="spellEnd"/>
-      <w:r>
-        <w:rPr>
-          <w:rFonts w:ascii="Times New Roman" w:hAnsi="Times New Roman" w:cs="Times New Roman"/>
-          <w:sz w:val="24"/>
-          <w:szCs w:val="24"/>
-        </w:rPr>
-        <w:t>, [</w:t>
-      </w:r>
-      <w:proofErr w:type="spellStart"/>
-      <w:r>
-        <w:rPr>
-          <w:rFonts w:ascii="Times New Roman" w:hAnsi="Times New Roman" w:cs="Times New Roman"/>
-          <w:sz w:val="24"/>
-          <w:szCs w:val="24"/>
-        </w:rPr>
-        <w:t>not</w:t>
-      </w:r>
-      <w:proofErr w:type="spellEnd"/>
-      <w:r>
-        <w:rPr>
-          <w:rFonts w:ascii="Times New Roman" w:hAnsi="Times New Roman" w:cs="Times New Roman"/>
-          <w:sz w:val="24"/>
-          <w:szCs w:val="24"/>
-        </w:rPr>
-        <w:t xml:space="preserve">] </w:t>
-      </w:r>
-      <w:proofErr w:type="spellStart"/>
-      <w:r>
-        <w:rPr>
-          <w:rFonts w:ascii="Times New Roman" w:hAnsi="Times New Roman" w:cs="Times New Roman"/>
-          <w:sz w:val="24"/>
-          <w:szCs w:val="24"/>
-        </w:rPr>
-        <w:t>between</w:t>
-      </w:r>
-      <w:proofErr w:type="spellEnd"/>
-      <w:r>
-        <w:rPr>
-          <w:rFonts w:ascii="Times New Roman" w:hAnsi="Times New Roman" w:cs="Times New Roman"/>
-          <w:sz w:val="24"/>
-          <w:szCs w:val="24"/>
-        </w:rPr>
-        <w:t xml:space="preserve"> … </w:t>
-      </w:r>
-      <w:proofErr w:type="spellStart"/>
-      <w:r>
-        <w:rPr>
-          <w:rFonts w:ascii="Times New Roman" w:hAnsi="Times New Roman" w:cs="Times New Roman"/>
-          <w:sz w:val="24"/>
-          <w:szCs w:val="24"/>
-        </w:rPr>
-        <w:t>and</w:t>
-      </w:r>
-      <w:proofErr w:type="spellEnd"/>
-      <w:r>
-        <w:rPr>
-          <w:rFonts w:ascii="Times New Roman" w:hAnsi="Times New Roman" w:cs="Times New Roman"/>
-          <w:sz w:val="24"/>
-          <w:szCs w:val="24"/>
-        </w:rPr>
-        <w:t xml:space="preserve"> …, </w:t>
-      </w:r>
-      <w:proofErr w:type="spellStart"/>
-      <w:r>
-        <w:rPr>
-          <w:rFonts w:ascii="Times New Roman" w:hAnsi="Times New Roman" w:cs="Times New Roman"/>
-          <w:sz w:val="24"/>
-          <w:szCs w:val="24"/>
-        </w:rPr>
-        <w:t>is</w:t>
-      </w:r>
-      <w:proofErr w:type="spellEnd"/>
-      <w:r>
-        <w:rPr>
-          <w:rFonts w:ascii="Times New Roman" w:hAnsi="Times New Roman" w:cs="Times New Roman"/>
-          <w:sz w:val="24"/>
-          <w:szCs w:val="24"/>
-        </w:rPr>
-        <w:t xml:space="preserve"> [</w:t>
-      </w:r>
-      <w:proofErr w:type="spellStart"/>
-      <w:r>
-        <w:rPr>
-          <w:rFonts w:ascii="Times New Roman" w:hAnsi="Times New Roman" w:cs="Times New Roman"/>
-          <w:sz w:val="24"/>
-          <w:szCs w:val="24"/>
-        </w:rPr>
-        <w:t>not</w:t>
-      </w:r>
-      <w:proofErr w:type="spellEnd"/>
-      <w:r>
-        <w:rPr>
-          <w:rFonts w:ascii="Times New Roman" w:hAnsi="Times New Roman" w:cs="Times New Roman"/>
-          <w:sz w:val="24"/>
-          <w:szCs w:val="24"/>
-        </w:rPr>
-        <w:t xml:space="preserve">] </w:t>
-      </w:r>
-      <w:proofErr w:type="spellStart"/>
-      <w:r>
-        <w:rPr>
-          <w:rFonts w:ascii="Times New Roman" w:hAnsi="Times New Roman" w:cs="Times New Roman"/>
-          <w:sz w:val="24"/>
-          <w:szCs w:val="24"/>
-        </w:rPr>
-        <w:t>null</w:t>
-      </w:r>
-      <w:proofErr w:type="spellEnd"/>
-      <w:r>
-        <w:rPr>
-          <w:rFonts w:ascii="Times New Roman" w:hAnsi="Times New Roman" w:cs="Times New Roman"/>
-          <w:sz w:val="24"/>
-          <w:szCs w:val="24"/>
-        </w:rPr>
-        <w:t>, [</w:t>
-      </w:r>
-      <w:proofErr w:type="spellStart"/>
-      <w:r>
-        <w:rPr>
-          <w:rFonts w:ascii="Times New Roman" w:hAnsi="Times New Roman" w:cs="Times New Roman"/>
-          <w:sz w:val="24"/>
-          <w:szCs w:val="24"/>
-        </w:rPr>
-        <w:t>not</w:t>
-      </w:r>
-      <w:proofErr w:type="spellEnd"/>
-      <w:r>
-        <w:rPr>
-          <w:rFonts w:ascii="Times New Roman" w:hAnsi="Times New Roman" w:cs="Times New Roman"/>
-          <w:sz w:val="24"/>
-          <w:szCs w:val="24"/>
-        </w:rPr>
-        <w:t xml:space="preserve">] </w:t>
-      </w:r>
-      <w:proofErr w:type="spellStart"/>
-      <w:r>
-        <w:rPr>
-          <w:rFonts w:ascii="Times New Roman" w:hAnsi="Times New Roman" w:cs="Times New Roman"/>
-          <w:sz w:val="24"/>
-          <w:szCs w:val="24"/>
-        </w:rPr>
-        <w:t>like</w:t>
-      </w:r>
-      <w:proofErr w:type="spellEnd"/>
+      <w:r>
+        <w:rPr>
+          <w:rFonts w:ascii="Times New Roman" w:hAnsi="Times New Roman" w:cs="Times New Roman"/>
+          <w:sz w:val="24"/>
+          <w:szCs w:val="24"/>
+        </w:rPr>
+        <w:t>distinct, order by, as, [not] in, [not] between … and …, is [not] null, [not] like</w:t>
+      </w:r>
       <w:r>
         <w:rPr>
           <w:rFonts w:ascii="Times New Roman" w:hAnsi="Times New Roman" w:cs="Times New Roman"/>
@@ -2105,543 +1876,490 @@
           <w:szCs w:val="24"/>
           <w:lang w:val="en-US"/>
         </w:rPr>
-        <w:t xml:space="preserve">    a.id AS 'ID </w:t>
-      </w:r>
-      <w:proofErr w:type="spellStart"/>
-      <w:r>
-        <w:rPr>
-          <w:rFonts w:ascii="Times New Roman" w:hAnsi="Times New Roman" w:cs="Times New Roman"/>
-          <w:sz w:val="24"/>
-          <w:szCs w:val="24"/>
-          <w:lang w:val="en-US"/>
-        </w:rPr>
-        <w:t>квартиры</w:t>
-      </w:r>
-      <w:proofErr w:type="spellEnd"/>
-      <w:r>
-        <w:rPr>
-          <w:rFonts w:ascii="Times New Roman" w:hAnsi="Times New Roman" w:cs="Times New Roman"/>
-          <w:sz w:val="24"/>
-          <w:szCs w:val="24"/>
-          <w:lang w:val="en-US"/>
-        </w:rPr>
-        <w:t>',</w:t>
-      </w:r>
-    </w:p>
-    <w:p>
-      <w:pPr>
-        <w:rPr>
-          <w:rFonts w:ascii="Times New Roman" w:hAnsi="Times New Roman" w:cs="Times New Roman"/>
-          <w:sz w:val="24"/>
-          <w:szCs w:val="24"/>
-          <w:lang w:val="en-US"/>
-        </w:rPr>
-      </w:pPr>
-      <w:r>
-        <w:rPr>
-          <w:rFonts w:ascii="Times New Roman" w:hAnsi="Times New Roman" w:cs="Times New Roman"/>
-          <w:sz w:val="24"/>
-          <w:szCs w:val="24"/>
-          <w:lang w:val="en-US"/>
+        <w:t xml:space="preserve">    a.id AS 'ID квартиры',</w:t>
+      </w:r>
+    </w:p>
+    <w:p>
+      <w:pPr>
+        <w:rPr>
+          <w:rFonts w:ascii="Times New Roman" w:hAnsi="Times New Roman" w:cs="Times New Roman"/>
+          <w:sz w:val="24"/>
+          <w:szCs w:val="24"/>
+          <w:lang w:val="en-US"/>
+        </w:rPr>
+      </w:pPr>
+      <w:r>
+        <w:rPr>
+          <w:rFonts w:ascii="Times New Roman" w:hAnsi="Times New Roman" w:cs="Times New Roman"/>
+          <w:sz w:val="24"/>
+          <w:szCs w:val="24"/>
+          <w:lang w:val="en-US"/>
+        </w:rPr>
+        <w:t xml:space="preserve">    a.apartment_number AS 'Номер кв.',</w:t>
+      </w:r>
+    </w:p>
+    <w:p>
+      <w:pPr>
+        <w:rPr>
+          <w:rFonts w:ascii="Times New Roman" w:hAnsi="Times New Roman" w:cs="Times New Roman"/>
+          <w:sz w:val="24"/>
+          <w:szCs w:val="24"/>
+          <w:lang w:val="en-US"/>
+        </w:rPr>
+      </w:pPr>
+      <w:r>
+        <w:rPr>
+          <w:rFonts w:ascii="Times New Roman" w:hAnsi="Times New Roman" w:cs="Times New Roman"/>
+          <w:sz w:val="24"/>
+          <w:szCs w:val="24"/>
+          <w:lang w:val="en-US"/>
+        </w:rPr>
+        <w:t xml:space="preserve">    s.name AS 'Улица',</w:t>
+      </w:r>
+    </w:p>
+    <w:p>
+      <w:pPr>
+        <w:rPr>
+          <w:rFonts w:ascii="Times New Roman" w:hAnsi="Times New Roman" w:cs="Times New Roman"/>
+          <w:sz w:val="24"/>
+          <w:szCs w:val="24"/>
+          <w:lang w:val="en-US"/>
+        </w:rPr>
+      </w:pPr>
+      <w:r>
+        <w:rPr>
+          <w:rFonts w:ascii="Times New Roman" w:hAnsi="Times New Roman" w:cs="Times New Roman"/>
+          <w:sz w:val="24"/>
+          <w:szCs w:val="24"/>
+          <w:lang w:val="en-US"/>
+        </w:rPr>
+        <w:t xml:space="preserve">    d.name AS 'Район',</w:t>
+      </w:r>
+    </w:p>
+    <w:p>
+      <w:pPr>
+        <w:rPr>
+          <w:rFonts w:ascii="Times New Roman" w:hAnsi="Times New Roman" w:cs="Times New Roman"/>
+          <w:sz w:val="24"/>
+          <w:szCs w:val="24"/>
+          <w:lang w:val="en-US"/>
+        </w:rPr>
+      </w:pPr>
+      <w:r>
+        <w:rPr>
+          <w:rFonts w:ascii="Times New Roman" w:hAnsi="Times New Roman" w:cs="Times New Roman"/>
+          <w:sz w:val="24"/>
+          <w:szCs w:val="24"/>
+          <w:lang w:val="en-US"/>
+        </w:rPr>
+        <w:t xml:space="preserve">    a.area AS 'Площадь',</w:t>
+      </w:r>
+    </w:p>
+    <w:p>
+      <w:pPr>
+        <w:rPr>
+          <w:rFonts w:ascii="Times New Roman" w:hAnsi="Times New Roman" w:cs="Times New Roman"/>
+          <w:sz w:val="24"/>
+          <w:szCs w:val="24"/>
+          <w:lang w:val="en-US"/>
+        </w:rPr>
+      </w:pPr>
+      <w:r>
+        <w:rPr>
+          <w:rFonts w:ascii="Times New Roman" w:hAnsi="Times New Roman" w:cs="Times New Roman"/>
+          <w:sz w:val="24"/>
+          <w:szCs w:val="24"/>
+          <w:lang w:val="en-US"/>
+        </w:rPr>
+        <w:t xml:space="preserve">    a.price AS 'Цена'</w:t>
+      </w:r>
+    </w:p>
+    <w:p>
+      <w:pPr>
+        <w:rPr>
+          <w:rFonts w:ascii="Times New Roman" w:hAnsi="Times New Roman" w:cs="Times New Roman"/>
+          <w:sz w:val="24"/>
+          <w:szCs w:val="24"/>
+          <w:lang w:val="en-US"/>
+        </w:rPr>
+      </w:pPr>
+      <w:r>
+        <w:rPr>
+          <w:rFonts w:ascii="Times New Roman" w:hAnsi="Times New Roman" w:cs="Times New Roman"/>
+          <w:sz w:val="24"/>
+          <w:szCs w:val="24"/>
+          <w:lang w:val="en-US"/>
+        </w:rPr>
+        <w:t>FROM apartments a, districts d, streets s</w:t>
+      </w:r>
+    </w:p>
+    <w:p>
+      <w:pPr>
+        <w:rPr>
+          <w:rFonts w:ascii="Times New Roman" w:hAnsi="Times New Roman" w:cs="Times New Roman"/>
+          <w:sz w:val="24"/>
+          <w:szCs w:val="24"/>
+        </w:rPr>
+      </w:pPr>
+      <w:r>
+        <w:rPr>
+          <w:rFonts w:ascii="Times New Roman" w:hAnsi="Times New Roman" w:cs="Times New Roman"/>
+          <w:sz w:val="24"/>
+          <w:szCs w:val="24"/>
+          <w:lang w:val="en-US"/>
+        </w:rPr>
+        <w:t>WHERE</w:t>
+      </w:r>
+      <w:r>
+        <w:rPr>
+          <w:rFonts w:ascii="Times New Roman" w:hAnsi="Times New Roman" w:cs="Times New Roman"/>
+          <w:sz w:val="24"/>
+          <w:szCs w:val="24"/>
+        </w:rPr>
+        <w:t xml:space="preserve"> </w:t>
+      </w:r>
+    </w:p>
+    <w:p>
+      <w:pPr>
+        <w:rPr>
+          <w:rFonts w:ascii="Times New Roman" w:hAnsi="Times New Roman" w:cs="Times New Roman"/>
+          <w:sz w:val="24"/>
+          <w:szCs w:val="24"/>
+        </w:rPr>
+      </w:pPr>
+      <w:r>
+        <w:rPr>
+          <w:rFonts w:ascii="Times New Roman" w:hAnsi="Times New Roman" w:cs="Times New Roman"/>
+          <w:sz w:val="24"/>
+          <w:szCs w:val="24"/>
         </w:rPr>
         <w:t xml:space="preserve">    </w:t>
       </w:r>
-      <w:proofErr w:type="spellStart"/>
-      <w:r>
-        <w:rPr>
-          <w:rFonts w:ascii="Times New Roman" w:hAnsi="Times New Roman" w:cs="Times New Roman"/>
-          <w:sz w:val="24"/>
-          <w:szCs w:val="24"/>
-          <w:lang w:val="en-US"/>
-        </w:rPr>
-        <w:t>a.apartment_number</w:t>
-      </w:r>
-      <w:proofErr w:type="spellEnd"/>
-      <w:r>
-        <w:rPr>
-          <w:rFonts w:ascii="Times New Roman" w:hAnsi="Times New Roman" w:cs="Times New Roman"/>
-          <w:sz w:val="24"/>
-          <w:szCs w:val="24"/>
-          <w:lang w:val="en-US"/>
-        </w:rPr>
-        <w:t xml:space="preserve"> AS '</w:t>
-      </w:r>
-      <w:proofErr w:type="spellStart"/>
-      <w:r>
-        <w:rPr>
-          <w:rFonts w:ascii="Times New Roman" w:hAnsi="Times New Roman" w:cs="Times New Roman"/>
-          <w:sz w:val="24"/>
-          <w:szCs w:val="24"/>
-          <w:lang w:val="en-US"/>
-        </w:rPr>
-        <w:t>Номер</w:t>
-      </w:r>
-      <w:proofErr w:type="spellEnd"/>
-      <w:r>
-        <w:rPr>
-          <w:rFonts w:ascii="Times New Roman" w:hAnsi="Times New Roman" w:cs="Times New Roman"/>
-          <w:sz w:val="24"/>
-          <w:szCs w:val="24"/>
-          <w:lang w:val="en-US"/>
+      <w:r>
+        <w:rPr>
+          <w:rFonts w:ascii="Times New Roman" w:hAnsi="Times New Roman" w:cs="Times New Roman"/>
+          <w:sz w:val="24"/>
+          <w:szCs w:val="24"/>
+          <w:lang w:val="en-US"/>
+        </w:rPr>
+        <w:t>a</w:t>
+      </w:r>
+      <w:r>
+        <w:rPr>
+          <w:rFonts w:ascii="Times New Roman" w:hAnsi="Times New Roman" w:cs="Times New Roman"/>
+          <w:sz w:val="24"/>
+          <w:szCs w:val="24"/>
+        </w:rPr>
+        <w:t>.</w:t>
+      </w:r>
+      <w:r>
+        <w:rPr>
+          <w:rFonts w:ascii="Times New Roman" w:hAnsi="Times New Roman" w:cs="Times New Roman"/>
+          <w:sz w:val="24"/>
+          <w:szCs w:val="24"/>
+          <w:lang w:val="en-US"/>
+        </w:rPr>
+        <w:t>district</w:t>
+      </w:r>
+      <w:r>
+        <w:rPr>
+          <w:rFonts w:ascii="Times New Roman" w:hAnsi="Times New Roman" w:cs="Times New Roman"/>
+          <w:sz w:val="24"/>
+          <w:szCs w:val="24"/>
+        </w:rPr>
+        <w:t>_</w:t>
+      </w:r>
+      <w:r>
+        <w:rPr>
+          <w:rFonts w:ascii="Times New Roman" w:hAnsi="Times New Roman" w:cs="Times New Roman"/>
+          <w:sz w:val="24"/>
+          <w:szCs w:val="24"/>
+          <w:lang w:val="en-US"/>
+        </w:rPr>
+        <w:t>id</w:t>
+      </w:r>
+      <w:r>
+        <w:rPr>
+          <w:rFonts w:ascii="Times New Roman" w:hAnsi="Times New Roman" w:cs="Times New Roman"/>
+          <w:sz w:val="24"/>
+          <w:szCs w:val="24"/>
+        </w:rPr>
+        <w:t xml:space="preserve"> = </w:t>
+      </w:r>
+      <w:r>
+        <w:rPr>
+          <w:rFonts w:ascii="Times New Roman" w:hAnsi="Times New Roman" w:cs="Times New Roman"/>
+          <w:sz w:val="24"/>
+          <w:szCs w:val="24"/>
+          <w:lang w:val="en-US"/>
+        </w:rPr>
+        <w:t>d</w:t>
+      </w:r>
+      <w:r>
+        <w:rPr>
+          <w:rFonts w:ascii="Times New Roman" w:hAnsi="Times New Roman" w:cs="Times New Roman"/>
+          <w:sz w:val="24"/>
+          <w:szCs w:val="24"/>
+        </w:rPr>
+        <w:t>.</w:t>
+      </w:r>
+      <w:r>
+        <w:rPr>
+          <w:rFonts w:ascii="Times New Roman" w:hAnsi="Times New Roman" w:cs="Times New Roman"/>
+          <w:sz w:val="24"/>
+          <w:szCs w:val="24"/>
+          <w:lang w:val="en-US"/>
+        </w:rPr>
+        <w:t>id</w:t>
+      </w:r>
+      <w:r>
+        <w:rPr>
+          <w:rFonts w:ascii="Times New Roman" w:hAnsi="Times New Roman" w:cs="Times New Roman"/>
+          <w:sz w:val="24"/>
+          <w:szCs w:val="24"/>
         </w:rPr>
         <w:t xml:space="preserve"> </w:t>
       </w:r>
-      <w:proofErr w:type="spellStart"/>
-      <w:r>
-        <w:rPr>
-          <w:rFonts w:ascii="Times New Roman" w:hAnsi="Times New Roman" w:cs="Times New Roman"/>
-          <w:sz w:val="24"/>
-          <w:szCs w:val="24"/>
-          <w:lang w:val="en-US"/>
-        </w:rPr>
-        <w:t>кв</w:t>
-      </w:r>
-      <w:proofErr w:type="spellEnd"/>
-      <w:r>
-        <w:rPr>
-          <w:rFonts w:ascii="Times New Roman" w:hAnsi="Times New Roman" w:cs="Times New Roman"/>
-          <w:sz w:val="24"/>
-          <w:szCs w:val="24"/>
-          <w:lang w:val="en-US"/>
-        </w:rPr>
-        <w:t>.',</w:t>
-      </w:r>
-    </w:p>
-    <w:p>
-      <w:pPr>
-        <w:rPr>
-          <w:rFonts w:ascii="Times New Roman" w:hAnsi="Times New Roman" w:cs="Times New Roman"/>
-          <w:sz w:val="24"/>
-          <w:szCs w:val="24"/>
-          <w:lang w:val="en-US"/>
-        </w:rPr>
-      </w:pPr>
-      <w:r>
-        <w:rPr>
-          <w:rFonts w:ascii="Times New Roman" w:hAnsi="Times New Roman" w:cs="Times New Roman"/>
-          <w:sz w:val="24"/>
-          <w:szCs w:val="24"/>
-          <w:lang w:val="en-US"/>
-        </w:rPr>
-        <w:t xml:space="preserve">    s.name AS '</w:t>
-      </w:r>
-      <w:proofErr w:type="spellStart"/>
-      <w:r>
-        <w:rPr>
-          <w:rFonts w:ascii="Times New Roman" w:hAnsi="Times New Roman" w:cs="Times New Roman"/>
-          <w:sz w:val="24"/>
-          <w:szCs w:val="24"/>
-          <w:lang w:val="en-US"/>
-        </w:rPr>
-        <w:t>Улица</w:t>
-      </w:r>
-      <w:proofErr w:type="spellEnd"/>
-      <w:r>
-        <w:rPr>
-          <w:rFonts w:ascii="Times New Roman" w:hAnsi="Times New Roman" w:cs="Times New Roman"/>
-          <w:sz w:val="24"/>
-          <w:szCs w:val="24"/>
-          <w:lang w:val="en-US"/>
-        </w:rPr>
-        <w:t>',</w:t>
-      </w:r>
-    </w:p>
-    <w:p>
-      <w:pPr>
-        <w:rPr>
-          <w:rFonts w:ascii="Times New Roman" w:hAnsi="Times New Roman" w:cs="Times New Roman"/>
-          <w:sz w:val="24"/>
-          <w:szCs w:val="24"/>
-          <w:lang w:val="en-US"/>
-        </w:rPr>
-      </w:pPr>
-      <w:r>
-        <w:rPr>
-          <w:rFonts w:ascii="Times New Roman" w:hAnsi="Times New Roman" w:cs="Times New Roman"/>
-          <w:sz w:val="24"/>
-          <w:szCs w:val="24"/>
-          <w:lang w:val="en-US"/>
-        </w:rPr>
-        <w:t xml:space="preserve">    d.name AS '</w:t>
-      </w:r>
-      <w:proofErr w:type="spellStart"/>
-      <w:r>
-        <w:rPr>
-          <w:rFonts w:ascii="Times New Roman" w:hAnsi="Times New Roman" w:cs="Times New Roman"/>
-          <w:sz w:val="24"/>
-          <w:szCs w:val="24"/>
-          <w:lang w:val="en-US"/>
-        </w:rPr>
-        <w:t>Район</w:t>
-      </w:r>
-      <w:proofErr w:type="spellEnd"/>
-      <w:r>
-        <w:rPr>
-          <w:rFonts w:ascii="Times New Roman" w:hAnsi="Times New Roman" w:cs="Times New Roman"/>
-          <w:sz w:val="24"/>
-          <w:szCs w:val="24"/>
-          <w:lang w:val="en-US"/>
-        </w:rPr>
-        <w:t>',</w:t>
-      </w:r>
-    </w:p>
-    <w:p>
-      <w:pPr>
-        <w:rPr>
-          <w:rFonts w:ascii="Times New Roman" w:hAnsi="Times New Roman" w:cs="Times New Roman"/>
-          <w:sz w:val="24"/>
-          <w:szCs w:val="24"/>
-          <w:lang w:val="en-US"/>
-        </w:rPr>
-      </w:pPr>
-      <w:r>
-        <w:rPr>
-          <w:rFonts w:ascii="Times New Roman" w:hAnsi="Times New Roman" w:cs="Times New Roman"/>
-          <w:sz w:val="24"/>
-          <w:szCs w:val="24"/>
-          <w:lang w:val="en-US"/>
+      <w:r>
+        <w:rPr>
+          <w:rFonts w:ascii="Times New Roman" w:hAnsi="Times New Roman" w:cs="Times New Roman"/>
+          <w:sz w:val="24"/>
+          <w:szCs w:val="24"/>
+        </w:rPr>
+        <w:t>-- соединение квартир и районов</w:t>
+      </w:r>
+    </w:p>
+    <w:p>
+      <w:pPr>
+        <w:rPr>
+          <w:rFonts w:ascii="Times New Roman" w:hAnsi="Times New Roman" w:cs="Times New Roman"/>
+          <w:sz w:val="24"/>
+          <w:szCs w:val="24"/>
+        </w:rPr>
+      </w:pPr>
+      <w:r>
+        <w:rPr>
+          <w:rFonts w:ascii="Times New Roman" w:hAnsi="Times New Roman" w:cs="Times New Roman"/>
+          <w:sz w:val="24"/>
+          <w:szCs w:val="24"/>
         </w:rPr>
         <w:t xml:space="preserve">    </w:t>
       </w:r>
-      <w:proofErr w:type="spellStart"/>
-      <w:r>
-        <w:rPr>
-          <w:rFonts w:ascii="Times New Roman" w:hAnsi="Times New Roman" w:cs="Times New Roman"/>
-          <w:sz w:val="24"/>
-          <w:szCs w:val="24"/>
-          <w:lang w:val="en-US"/>
-        </w:rPr>
-        <w:t>a.area</w:t>
-      </w:r>
-      <w:proofErr w:type="spellEnd"/>
-      <w:r>
-        <w:rPr>
-          <w:rFonts w:ascii="Times New Roman" w:hAnsi="Times New Roman" w:cs="Times New Roman"/>
-          <w:sz w:val="24"/>
-          <w:szCs w:val="24"/>
-          <w:lang w:val="en-US"/>
-        </w:rPr>
-        <w:t xml:space="preserve"> AS '</w:t>
-      </w:r>
-      <w:proofErr w:type="spellStart"/>
-      <w:r>
-        <w:rPr>
-          <w:rFonts w:ascii="Times New Roman" w:hAnsi="Times New Roman" w:cs="Times New Roman"/>
-          <w:sz w:val="24"/>
-          <w:szCs w:val="24"/>
-          <w:lang w:val="en-US"/>
-        </w:rPr>
-        <w:t>Площадь</w:t>
-      </w:r>
-      <w:proofErr w:type="spellEnd"/>
-      <w:r>
-        <w:rPr>
-          <w:rFonts w:ascii="Times New Roman" w:hAnsi="Times New Roman" w:cs="Times New Roman"/>
-          <w:sz w:val="24"/>
-          <w:szCs w:val="24"/>
-          <w:lang w:val="en-US"/>
-        </w:rPr>
-        <w:t>',</w:t>
-      </w:r>
-    </w:p>
-    <w:p>
-      <w:pPr>
-        <w:rPr>
-          <w:rFonts w:ascii="Times New Roman" w:hAnsi="Times New Roman" w:cs="Times New Roman"/>
-          <w:sz w:val="24"/>
-          <w:szCs w:val="24"/>
-          <w:lang w:val="en-US"/>
-        </w:rPr>
-      </w:pPr>
-      <w:r>
-        <w:rPr>
-          <w:rFonts w:ascii="Times New Roman" w:hAnsi="Times New Roman" w:cs="Times New Roman"/>
-          <w:sz w:val="24"/>
-          <w:szCs w:val="24"/>
-          <w:lang w:val="en-US"/>
+      <w:r>
+        <w:rPr>
+          <w:rFonts w:ascii="Times New Roman" w:hAnsi="Times New Roman" w:cs="Times New Roman"/>
+          <w:sz w:val="24"/>
+          <w:szCs w:val="24"/>
+          <w:lang w:val="en-US"/>
+        </w:rPr>
+        <w:t>AND</w:t>
+      </w:r>
+      <w:r>
+        <w:rPr>
+          <w:rFonts w:ascii="Times New Roman" w:hAnsi="Times New Roman" w:cs="Times New Roman"/>
+          <w:sz w:val="24"/>
+          <w:szCs w:val="24"/>
+        </w:rPr>
+        <w:t xml:space="preserve"> </w:t>
+      </w:r>
+      <w:r>
+        <w:rPr>
+          <w:rFonts w:ascii="Times New Roman" w:hAnsi="Times New Roman" w:cs="Times New Roman"/>
+          <w:sz w:val="24"/>
+          <w:szCs w:val="24"/>
+          <w:lang w:val="en-US"/>
+        </w:rPr>
+        <w:t>a</w:t>
+      </w:r>
+      <w:r>
+        <w:rPr>
+          <w:rFonts w:ascii="Times New Roman" w:hAnsi="Times New Roman" w:cs="Times New Roman"/>
+          <w:sz w:val="24"/>
+          <w:szCs w:val="24"/>
+        </w:rPr>
+        <w:t>.</w:t>
+      </w:r>
+      <w:r>
+        <w:rPr>
+          <w:rFonts w:ascii="Times New Roman" w:hAnsi="Times New Roman" w:cs="Times New Roman"/>
+          <w:sz w:val="24"/>
+          <w:szCs w:val="24"/>
+          <w:lang w:val="en-US"/>
+        </w:rPr>
+        <w:t>street</w:t>
+      </w:r>
+      <w:r>
+        <w:rPr>
+          <w:rFonts w:ascii="Times New Roman" w:hAnsi="Times New Roman" w:cs="Times New Roman"/>
+          <w:sz w:val="24"/>
+          <w:szCs w:val="24"/>
+        </w:rPr>
+        <w:t>_</w:t>
+      </w:r>
+      <w:r>
+        <w:rPr>
+          <w:rFonts w:ascii="Times New Roman" w:hAnsi="Times New Roman" w:cs="Times New Roman"/>
+          <w:sz w:val="24"/>
+          <w:szCs w:val="24"/>
+          <w:lang w:val="en-US"/>
+        </w:rPr>
+        <w:t>id</w:t>
+      </w:r>
+      <w:r>
+        <w:rPr>
+          <w:rFonts w:ascii="Times New Roman" w:hAnsi="Times New Roman" w:cs="Times New Roman"/>
+          <w:sz w:val="24"/>
+          <w:szCs w:val="24"/>
+        </w:rPr>
+        <w:t xml:space="preserve"> = </w:t>
+      </w:r>
+      <w:r>
+        <w:rPr>
+          <w:rFonts w:ascii="Times New Roman" w:hAnsi="Times New Roman" w:cs="Times New Roman"/>
+          <w:sz w:val="24"/>
+          <w:szCs w:val="24"/>
+          <w:lang w:val="en-US"/>
+        </w:rPr>
+        <w:t>s</w:t>
+      </w:r>
+      <w:r>
+        <w:rPr>
+          <w:rFonts w:ascii="Times New Roman" w:hAnsi="Times New Roman" w:cs="Times New Roman"/>
+          <w:sz w:val="24"/>
+          <w:szCs w:val="24"/>
+        </w:rPr>
+        <w:t>.</w:t>
+      </w:r>
+      <w:r>
+        <w:rPr>
+          <w:rFonts w:ascii="Times New Roman" w:hAnsi="Times New Roman" w:cs="Times New Roman"/>
+          <w:sz w:val="24"/>
+          <w:szCs w:val="24"/>
+          <w:lang w:val="en-US"/>
+        </w:rPr>
+        <w:t>id</w:t>
+      </w:r>
+      <w:r>
+        <w:rPr>
+          <w:rFonts w:ascii="Times New Roman" w:hAnsi="Times New Roman" w:cs="Times New Roman"/>
+          <w:sz w:val="24"/>
+          <w:szCs w:val="24"/>
+        </w:rPr>
+        <w:t xml:space="preserve"> -- соединение квартир и улиц</w:t>
+      </w:r>
+    </w:p>
+    <w:p>
+      <w:pPr>
+        <w:rPr>
+          <w:rFonts w:ascii="Times New Roman" w:hAnsi="Times New Roman" w:cs="Times New Roman"/>
+          <w:sz w:val="24"/>
+          <w:szCs w:val="24"/>
+          <w:lang w:val="en-US"/>
+        </w:rPr>
+      </w:pPr>
+      <w:r>
+        <w:rPr>
+          <w:rFonts w:ascii="Times New Roman" w:hAnsi="Times New Roman" w:cs="Times New Roman"/>
+          <w:sz w:val="24"/>
+          <w:szCs w:val="24"/>
         </w:rPr>
         <w:t xml:space="preserve">    </w:t>
       </w:r>
-      <w:proofErr w:type="spellStart"/>
-      <w:r>
-        <w:rPr>
-          <w:rFonts w:ascii="Times New Roman" w:hAnsi="Times New Roman" w:cs="Times New Roman"/>
-          <w:sz w:val="24"/>
-          <w:szCs w:val="24"/>
-          <w:lang w:val="en-US"/>
-        </w:rPr>
-        <w:t>a.price</w:t>
-      </w:r>
-      <w:proofErr w:type="spellEnd"/>
-      <w:r>
-        <w:rPr>
-          <w:rFonts w:ascii="Times New Roman" w:hAnsi="Times New Roman" w:cs="Times New Roman"/>
-          <w:sz w:val="24"/>
-          <w:szCs w:val="24"/>
-          <w:lang w:val="en-US"/>
-        </w:rPr>
-        <w:t xml:space="preserve"> AS '</w:t>
-      </w:r>
-      <w:proofErr w:type="spellStart"/>
-      <w:r>
-        <w:rPr>
-          <w:rFonts w:ascii="Times New Roman" w:hAnsi="Times New Roman" w:cs="Times New Roman"/>
-          <w:sz w:val="24"/>
-          <w:szCs w:val="24"/>
-          <w:lang w:val="en-US"/>
-        </w:rPr>
-        <w:t>Цена</w:t>
-      </w:r>
-      <w:proofErr w:type="spellEnd"/>
-      <w:r>
-        <w:rPr>
-          <w:rFonts w:ascii="Times New Roman" w:hAnsi="Times New Roman" w:cs="Times New Roman"/>
-          <w:sz w:val="24"/>
-          <w:szCs w:val="24"/>
-          <w:lang w:val="en-US"/>
-        </w:rPr>
-        <w:t>'</w:t>
-      </w:r>
-    </w:p>
-    <w:p>
-      <w:pPr>
-        <w:rPr>
-          <w:rFonts w:ascii="Times New Roman" w:hAnsi="Times New Roman" w:cs="Times New Roman"/>
-          <w:sz w:val="24"/>
-          <w:szCs w:val="24"/>
-          <w:lang w:val="en-US"/>
-        </w:rPr>
-      </w:pPr>
-      <w:r>
-        <w:rPr>
-          <w:rFonts w:ascii="Times New Roman" w:hAnsi="Times New Roman" w:cs="Times New Roman"/>
-          <w:sz w:val="24"/>
-          <w:szCs w:val="24"/>
-          <w:lang w:val="en-US"/>
-        </w:rPr>
-        <w:t>FROM apartments a, districts d, streets s</w:t>
-      </w:r>
-    </w:p>
-    <w:p>
-      <w:pPr>
-        <w:rPr>
-          <w:rFonts w:ascii="Times New Roman" w:hAnsi="Times New Roman" w:cs="Times New Roman"/>
-          <w:sz w:val="24"/>
-          <w:szCs w:val="24"/>
-          <w:lang w:val="en-US"/>
-        </w:rPr>
-      </w:pPr>
-      <w:r>
-        <w:rPr>
-          <w:rFonts w:ascii="Times New Roman" w:hAnsi="Times New Roman" w:cs="Times New Roman"/>
-          <w:sz w:val="24"/>
-          <w:szCs w:val="24"/>
-          <w:lang w:val="en-US"/>
-        </w:rPr>
-        <w:t xml:space="preserve">WHERE </w:t>
-      </w:r>
-    </w:p>
-    <w:p>
-      <w:pPr>
-        <w:rPr>
-          <w:rFonts w:ascii="Times New Roman" w:hAnsi="Times New Roman" w:cs="Times New Roman"/>
-          <w:sz w:val="24"/>
-          <w:szCs w:val="24"/>
-          <w:lang w:val="en-US"/>
-        </w:rPr>
-      </w:pPr>
-      <w:r>
-        <w:rPr>
-          <w:rFonts w:ascii="Times New Roman" w:hAnsi="Times New Roman" w:cs="Times New Roman"/>
-          <w:sz w:val="24"/>
-          <w:szCs w:val="24"/>
-          <w:lang w:val="en-US"/>
-        </w:rPr>
-        <w:t xml:space="preserve">    </w:t>
-      </w:r>
-      <w:proofErr w:type="spellStart"/>
-      <w:r>
-        <w:rPr>
-          <w:rFonts w:ascii="Times New Roman" w:hAnsi="Times New Roman" w:cs="Times New Roman"/>
-          <w:sz w:val="24"/>
-          <w:szCs w:val="24"/>
-          <w:lang w:val="en-US"/>
-        </w:rPr>
-        <w:t>a.district_id</w:t>
-      </w:r>
-      <w:proofErr w:type="spellEnd"/>
-      <w:r>
-        <w:rPr>
-          <w:rFonts w:ascii="Times New Roman" w:hAnsi="Times New Roman" w:cs="Times New Roman"/>
-          <w:sz w:val="24"/>
-          <w:szCs w:val="24"/>
-          <w:lang w:val="en-US"/>
-        </w:rPr>
-        <w:t xml:space="preserve"> = d.id</w:t>
-      </w:r>
-    </w:p>
-    <w:p>
-      <w:pPr>
-        <w:rPr>
-          <w:rFonts w:ascii="Times New Roman" w:hAnsi="Times New Roman" w:cs="Times New Roman"/>
-          <w:sz w:val="24"/>
-          <w:szCs w:val="24"/>
-          <w:lang w:val="en-US"/>
-        </w:rPr>
-      </w:pPr>
-      <w:r>
-        <w:rPr>
-          <w:rFonts w:ascii="Times New Roman" w:hAnsi="Times New Roman" w:cs="Times New Roman"/>
-          <w:sz w:val="24"/>
-          <w:szCs w:val="24"/>
-          <w:lang w:val="en-US"/>
-        </w:rPr>
-        <w:t xml:space="preserve">    AND </w:t>
-      </w:r>
-      <w:proofErr w:type="spellStart"/>
-      <w:r>
-        <w:rPr>
-          <w:rFonts w:ascii="Times New Roman" w:hAnsi="Times New Roman" w:cs="Times New Roman"/>
-          <w:sz w:val="24"/>
-          <w:szCs w:val="24"/>
-          <w:lang w:val="en-US"/>
-        </w:rPr>
-        <w:t>a.street_id</w:t>
-      </w:r>
-      <w:proofErr w:type="spellEnd"/>
-      <w:r>
-        <w:rPr>
-          <w:rFonts w:ascii="Times New Roman" w:hAnsi="Times New Roman" w:cs="Times New Roman"/>
-          <w:sz w:val="24"/>
-          <w:szCs w:val="24"/>
-          <w:lang w:val="en-US"/>
-        </w:rPr>
-        <w:t xml:space="preserve"> = s.id</w:t>
-      </w:r>
-    </w:p>
-    <w:p>
-      <w:pPr>
-        <w:rPr>
-          <w:rFonts w:ascii="Times New Roman" w:hAnsi="Times New Roman" w:cs="Times New Roman"/>
-          <w:sz w:val="24"/>
-          <w:szCs w:val="24"/>
-          <w:lang w:val="en-US"/>
-        </w:rPr>
-      </w:pPr>
-      <w:r>
-        <w:rPr>
-          <w:rFonts w:ascii="Times New Roman" w:hAnsi="Times New Roman" w:cs="Times New Roman"/>
-          <w:sz w:val="24"/>
-          <w:szCs w:val="24"/>
-          <w:lang w:val="en-US"/>
-        </w:rPr>
-        <w:t xml:space="preserve">    AND </w:t>
-      </w:r>
-      <w:proofErr w:type="spellStart"/>
-      <w:r>
-        <w:rPr>
-          <w:rFonts w:ascii="Times New Roman" w:hAnsi="Times New Roman" w:cs="Times New Roman"/>
-          <w:sz w:val="24"/>
-          <w:szCs w:val="24"/>
-          <w:lang w:val="en-US"/>
-        </w:rPr>
-        <w:t>a.rooms</w:t>
-      </w:r>
-      <w:proofErr w:type="spellEnd"/>
-      <w:r>
-        <w:rPr>
-          <w:rFonts w:ascii="Times New Roman" w:hAnsi="Times New Roman" w:cs="Times New Roman"/>
-          <w:sz w:val="24"/>
-          <w:szCs w:val="24"/>
-          <w:lang w:val="en-US"/>
-        </w:rPr>
-        <w:t xml:space="preserve"> = 1</w:t>
-      </w:r>
-    </w:p>
-    <w:p>
-      <w:pPr>
-        <w:rPr>
-          <w:rFonts w:ascii="Times New Roman" w:hAnsi="Times New Roman" w:cs="Times New Roman"/>
-          <w:sz w:val="24"/>
-          <w:szCs w:val="24"/>
-          <w:lang w:val="en-US"/>
-        </w:rPr>
-      </w:pPr>
-      <w:r>
-        <w:rPr>
-          <w:rFonts w:ascii="Times New Roman" w:hAnsi="Times New Roman" w:cs="Times New Roman"/>
-          <w:sz w:val="24"/>
-          <w:szCs w:val="24"/>
-          <w:lang w:val="en-US"/>
-        </w:rPr>
-        <w:t xml:space="preserve">    AND </w:t>
-      </w:r>
-      <w:proofErr w:type="spellStart"/>
-      <w:r>
-        <w:rPr>
-          <w:rFonts w:ascii="Times New Roman" w:hAnsi="Times New Roman" w:cs="Times New Roman"/>
-          <w:sz w:val="24"/>
-          <w:szCs w:val="24"/>
-          <w:lang w:val="en-US"/>
-        </w:rPr>
-        <w:t>a.is_for_sale</w:t>
-      </w:r>
-      <w:proofErr w:type="spellEnd"/>
-      <w:r>
-        <w:rPr>
-          <w:rFonts w:ascii="Times New Roman" w:hAnsi="Times New Roman" w:cs="Times New Roman"/>
-          <w:sz w:val="24"/>
-          <w:szCs w:val="24"/>
-          <w:lang w:val="en-US"/>
-        </w:rPr>
-        <w:t xml:space="preserve"> = TRUE</w:t>
-      </w:r>
-    </w:p>
-    <w:p>
-      <w:pPr>
-        <w:rPr>
-          <w:rFonts w:ascii="Times New Roman" w:hAnsi="Times New Roman" w:cs="Times New Roman"/>
-          <w:sz w:val="24"/>
-          <w:szCs w:val="24"/>
-        </w:rPr>
-      </w:pPr>
-      <w:r>
-        <w:rPr>
-          <w:rFonts w:ascii="Times New Roman" w:hAnsi="Times New Roman" w:cs="Times New Roman"/>
-          <w:sz w:val="24"/>
-          <w:szCs w:val="24"/>
-          <w:lang w:val="en-US"/>
-        </w:rPr>
-        <w:t xml:space="preserve">    AND d.name = '</w:t>
-      </w:r>
-      <w:proofErr w:type="spellStart"/>
-      <w:r>
-        <w:rPr>
-          <w:rFonts w:ascii="Times New Roman" w:hAnsi="Times New Roman" w:cs="Times New Roman"/>
-          <w:sz w:val="24"/>
-          <w:szCs w:val="24"/>
-          <w:lang w:val="en-US"/>
-        </w:rPr>
-        <w:t>Московский</w:t>
-      </w:r>
-      <w:proofErr w:type="spellEnd"/>
-      <w:r>
-        <w:rPr>
-          <w:rFonts w:ascii="Times New Roman" w:hAnsi="Times New Roman" w:cs="Times New Roman"/>
-          <w:sz w:val="24"/>
-          <w:szCs w:val="24"/>
-          <w:lang w:val="en-US"/>
-        </w:rPr>
-        <w:t>';</w:t>
-      </w:r>
-    </w:p>
-    <w:p>
-      <w:pPr>
-        <w:rPr>
-          <w:rFonts w:ascii="Times New Roman" w:hAnsi="Times New Roman" w:cs="Times New Roman"/>
-          <w:sz w:val="24"/>
-          <w:szCs w:val="24"/>
-          <w:lang w:val="en-US"/>
+      <w:r>
+        <w:rPr>
+          <w:rFonts w:ascii="Times New Roman" w:hAnsi="Times New Roman" w:cs="Times New Roman"/>
+          <w:sz w:val="24"/>
+          <w:szCs w:val="24"/>
+          <w:lang w:val="en-US"/>
+        </w:rPr>
+        <w:t>AND a.rooms = 1</w:t>
+      </w:r>
+    </w:p>
+    <w:p>
+      <w:pPr>
+        <w:rPr>
+          <w:rFonts w:ascii="Times New Roman" w:hAnsi="Times New Roman" w:cs="Times New Roman"/>
+          <w:sz w:val="24"/>
+          <w:szCs w:val="24"/>
+          <w:lang w:val="en-US"/>
+        </w:rPr>
+      </w:pPr>
+      <w:r>
+        <w:rPr>
+          <w:rFonts w:ascii="Times New Roman" w:hAnsi="Times New Roman" w:cs="Times New Roman"/>
+          <w:sz w:val="24"/>
+          <w:szCs w:val="24"/>
+          <w:lang w:val="en-US"/>
+        </w:rPr>
+        <w:t xml:space="preserve">    AND a.is_for_sale = TRUE</w:t>
+      </w:r>
+    </w:p>
+    <w:p>
+      <w:pPr>
+        <w:rPr>
+          <w:rFonts w:ascii="Times New Roman" w:hAnsi="Times New Roman" w:cs="Times New Roman"/>
+          <w:sz w:val="24"/>
+          <w:szCs w:val="24"/>
+        </w:rPr>
+      </w:pPr>
+      <w:r>
+        <w:rPr>
+          <w:rFonts w:ascii="Times New Roman" w:hAnsi="Times New Roman" w:cs="Times New Roman"/>
+          <w:sz w:val="24"/>
+          <w:szCs w:val="24"/>
+          <w:lang w:val="en-US"/>
+        </w:rPr>
+        <w:t xml:space="preserve">    AND</w:t>
+      </w:r>
+      <w:r>
+        <w:rPr>
+          <w:rFonts w:ascii="Times New Roman" w:hAnsi="Times New Roman" w:cs="Times New Roman"/>
+          <w:sz w:val="24"/>
+          <w:szCs w:val="24"/>
+        </w:rPr>
+        <w:t xml:space="preserve"> </w:t>
+      </w:r>
+      <w:r>
+        <w:rPr>
+          <w:rFonts w:ascii="Times New Roman" w:hAnsi="Times New Roman" w:cs="Times New Roman"/>
+          <w:sz w:val="24"/>
+          <w:szCs w:val="24"/>
+          <w:lang w:val="en-US"/>
+        </w:rPr>
+        <w:t>d</w:t>
+      </w:r>
+      <w:r>
+        <w:rPr>
+          <w:rFonts w:ascii="Times New Roman" w:hAnsi="Times New Roman" w:cs="Times New Roman"/>
+          <w:sz w:val="24"/>
+          <w:szCs w:val="24"/>
+        </w:rPr>
+        <w:t>.</w:t>
+      </w:r>
+      <w:r>
+        <w:rPr>
+          <w:rFonts w:ascii="Times New Roman" w:hAnsi="Times New Roman" w:cs="Times New Roman"/>
+          <w:sz w:val="24"/>
+          <w:szCs w:val="24"/>
+          <w:lang w:val="en-US"/>
+        </w:rPr>
+        <w:t>name</w:t>
+      </w:r>
+      <w:r>
+        <w:rPr>
+          <w:rFonts w:ascii="Times New Roman" w:hAnsi="Times New Roman" w:cs="Times New Roman"/>
+          <w:sz w:val="24"/>
+          <w:szCs w:val="24"/>
+        </w:rPr>
+        <w:t xml:space="preserve"> = 'Московский';</w:t>
+      </w:r>
+    </w:p>
+    <w:p>
+      <w:pPr>
+        <w:rPr>
+          <w:rFonts w:ascii="Times New Roman" w:hAnsi="Times New Roman" w:cs="Times New Roman"/>
+          <w:sz w:val="24"/>
+          <w:szCs w:val="24"/>
         </w:rPr>
       </w:pPr>
     </w:p>
@@ -2711,183 +2429,83 @@
           <w:szCs w:val="24"/>
           <w:lang w:val="en-US"/>
         </w:rPr>
-        <w:t xml:space="preserve">    s.name AS '</w:t>
-      </w:r>
-      <w:proofErr w:type="spellStart"/>
-      <w:r>
-        <w:rPr>
-          <w:rFonts w:ascii="Times New Roman" w:hAnsi="Times New Roman" w:cs="Times New Roman"/>
-          <w:sz w:val="24"/>
-          <w:szCs w:val="24"/>
-          <w:lang w:val="en-US"/>
-        </w:rPr>
-        <w:t>Улица</w:t>
-      </w:r>
-      <w:proofErr w:type="spellEnd"/>
-      <w:r>
-        <w:rPr>
-          <w:rFonts w:ascii="Times New Roman" w:hAnsi="Times New Roman" w:cs="Times New Roman"/>
-          <w:sz w:val="24"/>
-          <w:szCs w:val="24"/>
-          <w:lang w:val="en-US"/>
-        </w:rPr>
-        <w:t>',</w:t>
-      </w:r>
-    </w:p>
-    <w:p>
-      <w:pPr>
-        <w:rPr>
-          <w:rFonts w:ascii="Times New Roman" w:hAnsi="Times New Roman" w:cs="Times New Roman"/>
-          <w:sz w:val="24"/>
-          <w:szCs w:val="24"/>
-          <w:lang w:val="en-US"/>
-        </w:rPr>
-      </w:pPr>
-      <w:r>
-        <w:rPr>
-          <w:rFonts w:ascii="Times New Roman" w:hAnsi="Times New Roman" w:cs="Times New Roman"/>
-          <w:sz w:val="24"/>
-          <w:szCs w:val="24"/>
-          <w:lang w:val="en-US"/>
-        </w:rPr>
-        <w:t xml:space="preserve">    a1.apartment_number AS '</w:t>
-      </w:r>
-      <w:proofErr w:type="spellStart"/>
-      <w:r>
-        <w:rPr>
-          <w:rFonts w:ascii="Times New Roman" w:hAnsi="Times New Roman" w:cs="Times New Roman"/>
-          <w:sz w:val="24"/>
-          <w:szCs w:val="24"/>
-          <w:lang w:val="en-US"/>
-        </w:rPr>
-        <w:t>Кв</w:t>
-      </w:r>
-      <w:proofErr w:type="spellEnd"/>
-      <w:r>
-        <w:rPr>
-          <w:rFonts w:ascii="Times New Roman" w:hAnsi="Times New Roman" w:cs="Times New Roman"/>
-          <w:sz w:val="24"/>
-          <w:szCs w:val="24"/>
-          <w:lang w:val="en-US"/>
-        </w:rPr>
-        <w:t>. 1',</w:t>
-      </w:r>
-    </w:p>
-    <w:p>
-      <w:pPr>
-        <w:rPr>
-          <w:rFonts w:ascii="Times New Roman" w:hAnsi="Times New Roman" w:cs="Times New Roman"/>
-          <w:sz w:val="24"/>
-          <w:szCs w:val="24"/>
-          <w:lang w:val="en-US"/>
-        </w:rPr>
-      </w:pPr>
-      <w:r>
-        <w:rPr>
-          <w:rFonts w:ascii="Times New Roman" w:hAnsi="Times New Roman" w:cs="Times New Roman"/>
-          <w:sz w:val="24"/>
-          <w:szCs w:val="24"/>
-          <w:lang w:val="en-US"/>
-        </w:rPr>
-        <w:t xml:space="preserve">    d1.name AS '</w:t>
-      </w:r>
-      <w:proofErr w:type="spellStart"/>
-      <w:r>
-        <w:rPr>
-          <w:rFonts w:ascii="Times New Roman" w:hAnsi="Times New Roman" w:cs="Times New Roman"/>
-          <w:sz w:val="24"/>
-          <w:szCs w:val="24"/>
-          <w:lang w:val="en-US"/>
-        </w:rPr>
-        <w:t>Район</w:t>
-      </w:r>
-      <w:proofErr w:type="spellEnd"/>
-      <w:r>
-        <w:rPr>
-          <w:rFonts w:ascii="Times New Roman" w:hAnsi="Times New Roman" w:cs="Times New Roman"/>
-          <w:sz w:val="24"/>
-          <w:szCs w:val="24"/>
-          <w:lang w:val="en-US"/>
-        </w:rPr>
-        <w:t xml:space="preserve"> 1',</w:t>
-      </w:r>
-    </w:p>
-    <w:p>
-      <w:pPr>
-        <w:rPr>
-          <w:rFonts w:ascii="Times New Roman" w:hAnsi="Times New Roman" w:cs="Times New Roman"/>
-          <w:sz w:val="24"/>
-          <w:szCs w:val="24"/>
-          <w:lang w:val="en-US"/>
-        </w:rPr>
-      </w:pPr>
-      <w:r>
-        <w:rPr>
-          <w:rFonts w:ascii="Times New Roman" w:hAnsi="Times New Roman" w:cs="Times New Roman"/>
-          <w:sz w:val="24"/>
-          <w:szCs w:val="24"/>
-          <w:lang w:val="en-US"/>
-        </w:rPr>
-        <w:t xml:space="preserve">    a2.apartment_number AS '</w:t>
-      </w:r>
-      <w:proofErr w:type="spellStart"/>
-      <w:r>
-        <w:rPr>
-          <w:rFonts w:ascii="Times New Roman" w:hAnsi="Times New Roman" w:cs="Times New Roman"/>
-          <w:sz w:val="24"/>
-          <w:szCs w:val="24"/>
-          <w:lang w:val="en-US"/>
-        </w:rPr>
-        <w:t>Кв</w:t>
-      </w:r>
-      <w:proofErr w:type="spellEnd"/>
-      <w:r>
-        <w:rPr>
-          <w:rFonts w:ascii="Times New Roman" w:hAnsi="Times New Roman" w:cs="Times New Roman"/>
-          <w:sz w:val="24"/>
-          <w:szCs w:val="24"/>
-          <w:lang w:val="en-US"/>
-        </w:rPr>
-        <w:t>. 2',</w:t>
-      </w:r>
-    </w:p>
-    <w:p>
-      <w:pPr>
-        <w:rPr>
-          <w:rFonts w:ascii="Times New Roman" w:hAnsi="Times New Roman" w:cs="Times New Roman"/>
-          <w:sz w:val="24"/>
-          <w:szCs w:val="24"/>
-          <w:lang w:val="en-US"/>
-        </w:rPr>
-      </w:pPr>
-      <w:r>
-        <w:rPr>
-          <w:rFonts w:ascii="Times New Roman" w:hAnsi="Times New Roman" w:cs="Times New Roman"/>
-          <w:sz w:val="24"/>
-          <w:szCs w:val="24"/>
-          <w:lang w:val="en-US"/>
-        </w:rPr>
-        <w:t xml:space="preserve">    d2.name AS '</w:t>
-      </w:r>
-      <w:proofErr w:type="spellStart"/>
-      <w:r>
-        <w:rPr>
-          <w:rFonts w:ascii="Times New Roman" w:hAnsi="Times New Roman" w:cs="Times New Roman"/>
-          <w:sz w:val="24"/>
-          <w:szCs w:val="24"/>
-          <w:lang w:val="en-US"/>
-        </w:rPr>
-        <w:t>Район</w:t>
-      </w:r>
-      <w:proofErr w:type="spellEnd"/>
-      <w:r>
-        <w:rPr>
-          <w:rFonts w:ascii="Times New Roman" w:hAnsi="Times New Roman" w:cs="Times New Roman"/>
-          <w:sz w:val="24"/>
-          <w:szCs w:val="24"/>
-          <w:lang w:val="en-US"/>
-        </w:rPr>
-        <w:t xml:space="preserve"> 2'</w:t>
+        <w:t xml:space="preserve">    s.name AS 'Улица',</w:t>
+      </w:r>
+    </w:p>
+    <w:p>
+      <w:pPr>
+        <w:rPr>
+          <w:rFonts w:ascii="Times New Roman" w:hAnsi="Times New Roman" w:cs="Times New Roman"/>
+          <w:sz w:val="24"/>
+          <w:szCs w:val="24"/>
+          <w:lang w:val="en-US"/>
+        </w:rPr>
+      </w:pPr>
+      <w:r>
+        <w:rPr>
+          <w:rFonts w:ascii="Times New Roman" w:hAnsi="Times New Roman" w:cs="Times New Roman"/>
+          <w:sz w:val="24"/>
+          <w:szCs w:val="24"/>
+          <w:lang w:val="en-US"/>
+        </w:rPr>
+        <w:t xml:space="preserve">    a1.apartment_number AS 'Кв. 1',</w:t>
+      </w:r>
+    </w:p>
+    <w:p>
+      <w:pPr>
+        <w:rPr>
+          <w:rFonts w:ascii="Times New Roman" w:hAnsi="Times New Roman" w:cs="Times New Roman"/>
+          <w:sz w:val="24"/>
+          <w:szCs w:val="24"/>
+          <w:lang w:val="en-US"/>
+        </w:rPr>
+      </w:pPr>
+      <w:r>
+        <w:rPr>
+          <w:rFonts w:ascii="Times New Roman" w:hAnsi="Times New Roman" w:cs="Times New Roman"/>
+          <w:sz w:val="24"/>
+          <w:szCs w:val="24"/>
+          <w:lang w:val="en-US"/>
+        </w:rPr>
+        <w:t xml:space="preserve">    d1.name AS 'Район 1',</w:t>
+      </w:r>
+    </w:p>
+    <w:p>
+      <w:pPr>
+        <w:rPr>
+          <w:rFonts w:ascii="Times New Roman" w:hAnsi="Times New Roman" w:cs="Times New Roman"/>
+          <w:sz w:val="24"/>
+          <w:szCs w:val="24"/>
+          <w:lang w:val="en-US"/>
+        </w:rPr>
+      </w:pPr>
+      <w:r>
+        <w:rPr>
+          <w:rFonts w:ascii="Times New Roman" w:hAnsi="Times New Roman" w:cs="Times New Roman"/>
+          <w:sz w:val="24"/>
+          <w:szCs w:val="24"/>
+          <w:lang w:val="en-US"/>
+        </w:rPr>
+        <w:t xml:space="preserve">    a2.apartment_number AS 'Кв. 2',</w:t>
+      </w:r>
+    </w:p>
+    <w:p>
+      <w:pPr>
+        <w:rPr>
+          <w:rFonts w:ascii="Times New Roman" w:hAnsi="Times New Roman" w:cs="Times New Roman"/>
+          <w:sz w:val="24"/>
+          <w:szCs w:val="24"/>
+          <w:lang w:val="en-US"/>
+        </w:rPr>
+      </w:pPr>
+      <w:r>
+        <w:rPr>
+          <w:rFonts w:ascii="Times New Roman" w:hAnsi="Times New Roman" w:cs="Times New Roman"/>
+          <w:sz w:val="24"/>
+          <w:szCs w:val="24"/>
+          <w:lang w:val="en-US"/>
+        </w:rPr>
+        <w:t xml:space="preserve">    d2.name AS 'Район 2'</w:t>
       </w:r>
     </w:p>
     <w:p>
@@ -2963,59 +2581,8 @@
           <w:szCs w:val="24"/>
           <w:lang w:val="en-US"/>
         </w:rPr>
-        <w:t xml:space="preserve">    AND a1.street_id = s.id       -- </w:t>
-      </w:r>
-      <w:proofErr w:type="spellStart"/>
-      <w:r>
-        <w:rPr>
-          <w:rFonts w:ascii="Times New Roman" w:hAnsi="Times New Roman" w:cs="Times New Roman"/>
-          <w:sz w:val="24"/>
-          <w:szCs w:val="24"/>
-          <w:lang w:val="en-US"/>
-        </w:rPr>
-        <w:t>Связь</w:t>
-      </w:r>
-      <w:proofErr w:type="spellEnd"/>
-      <w:r>
-        <w:rPr>
-          <w:rFonts w:ascii="Times New Roman" w:hAnsi="Times New Roman" w:cs="Times New Roman"/>
-          <w:sz w:val="24"/>
-          <w:szCs w:val="24"/>
-          <w:lang w:val="en-US"/>
-        </w:rPr>
-        <w:t xml:space="preserve"> с </w:t>
-      </w:r>
-      <w:proofErr w:type="spellStart"/>
-      <w:r>
-        <w:rPr>
-          <w:rFonts w:ascii="Times New Roman" w:hAnsi="Times New Roman" w:cs="Times New Roman"/>
-          <w:sz w:val="24"/>
-          <w:szCs w:val="24"/>
-          <w:lang w:val="en-US"/>
-        </w:rPr>
-        <w:t>таблицей</w:t>
-      </w:r>
-      <w:proofErr w:type="spellEnd"/>
-      <w:r>
-        <w:rPr>
-          <w:rFonts w:ascii="Times New Roman" w:hAnsi="Times New Roman" w:cs="Times New Roman"/>
-          <w:sz w:val="24"/>
-          <w:szCs w:val="24"/>
-          <w:lang w:val="en-US"/>
-        </w:rPr>
-        <w:t xml:space="preserve"> </w:t>
-      </w:r>
-      <w:proofErr w:type="spellStart"/>
-      <w:r>
-        <w:rPr>
-          <w:rFonts w:ascii="Times New Roman" w:hAnsi="Times New Roman" w:cs="Times New Roman"/>
-          <w:sz w:val="24"/>
-          <w:szCs w:val="24"/>
-          <w:lang w:val="en-US"/>
-        </w:rPr>
-        <w:t>улиц</w:t>
-      </w:r>
-      <w:proofErr w:type="spellEnd"/>
+        <w:t xml:space="preserve">    AND a1.street_id = s.id       -- Связь с таблицей улиц</w:t>
+      </w:r>
     </w:p>
     <w:p>
       <w:pPr>
@@ -3254,203 +2821,83 @@
           <w:szCs w:val="24"/>
           <w:lang w:val="en-US"/>
         </w:rPr>
-        <w:t xml:space="preserve">    a1.apartment_number AS '</w:t>
-      </w:r>
-      <w:proofErr w:type="spellStart"/>
-      <w:r>
-        <w:rPr>
-          <w:rFonts w:ascii="Times New Roman" w:hAnsi="Times New Roman" w:cs="Times New Roman"/>
-          <w:sz w:val="24"/>
-          <w:szCs w:val="24"/>
-          <w:lang w:val="en-US"/>
-        </w:rPr>
-        <w:t>Кв</w:t>
-      </w:r>
-      <w:proofErr w:type="spellEnd"/>
-      <w:r>
-        <w:rPr>
-          <w:rFonts w:ascii="Times New Roman" w:hAnsi="Times New Roman" w:cs="Times New Roman"/>
-          <w:sz w:val="24"/>
-          <w:szCs w:val="24"/>
-          <w:lang w:val="en-US"/>
-        </w:rPr>
-        <w:t>. 1',</w:t>
-      </w:r>
-    </w:p>
-    <w:p>
-      <w:pPr>
-        <w:rPr>
-          <w:rFonts w:ascii="Times New Roman" w:hAnsi="Times New Roman" w:cs="Times New Roman"/>
-          <w:sz w:val="24"/>
-          <w:szCs w:val="24"/>
-          <w:lang w:val="en-US"/>
-        </w:rPr>
-      </w:pPr>
-      <w:r>
-        <w:rPr>
-          <w:rFonts w:ascii="Times New Roman" w:hAnsi="Times New Roman" w:cs="Times New Roman"/>
-          <w:sz w:val="24"/>
-          <w:szCs w:val="24"/>
-          <w:lang w:val="en-US"/>
-        </w:rPr>
-        <w:t xml:space="preserve">    a1.rooms AS '</w:t>
-      </w:r>
-      <w:proofErr w:type="spellStart"/>
-      <w:r>
-        <w:rPr>
-          <w:rFonts w:ascii="Times New Roman" w:hAnsi="Times New Roman" w:cs="Times New Roman"/>
-          <w:sz w:val="24"/>
-          <w:szCs w:val="24"/>
-          <w:lang w:val="en-US"/>
-        </w:rPr>
-        <w:t>Комн</w:t>
-      </w:r>
-      <w:proofErr w:type="spellEnd"/>
-      <w:r>
-        <w:rPr>
-          <w:rFonts w:ascii="Times New Roman" w:hAnsi="Times New Roman" w:cs="Times New Roman"/>
-          <w:sz w:val="24"/>
-          <w:szCs w:val="24"/>
-          <w:lang w:val="en-US"/>
-        </w:rPr>
-        <w:t>. 1',</w:t>
-      </w:r>
-    </w:p>
-    <w:p>
-      <w:pPr>
-        <w:rPr>
-          <w:rFonts w:ascii="Times New Roman" w:hAnsi="Times New Roman" w:cs="Times New Roman"/>
-          <w:sz w:val="24"/>
-          <w:szCs w:val="24"/>
-          <w:lang w:val="en-US"/>
-        </w:rPr>
-      </w:pPr>
-      <w:r>
-        <w:rPr>
-          <w:rFonts w:ascii="Times New Roman" w:hAnsi="Times New Roman" w:cs="Times New Roman"/>
-          <w:sz w:val="24"/>
-          <w:szCs w:val="24"/>
-          <w:lang w:val="en-US"/>
-        </w:rPr>
-        <w:t xml:space="preserve">    a1.area AS '</w:t>
-      </w:r>
-      <w:proofErr w:type="spellStart"/>
-      <w:r>
-        <w:rPr>
-          <w:rFonts w:ascii="Times New Roman" w:hAnsi="Times New Roman" w:cs="Times New Roman"/>
-          <w:sz w:val="24"/>
-          <w:szCs w:val="24"/>
-          <w:lang w:val="en-US"/>
-        </w:rPr>
-        <w:t>Общая</w:t>
-      </w:r>
-      <w:proofErr w:type="spellEnd"/>
-      <w:r>
-        <w:rPr>
-          <w:rFonts w:ascii="Times New Roman" w:hAnsi="Times New Roman" w:cs="Times New Roman"/>
-          <w:sz w:val="24"/>
-          <w:szCs w:val="24"/>
-          <w:lang w:val="en-US"/>
-        </w:rPr>
-        <w:t xml:space="preserve"> </w:t>
-      </w:r>
-      <w:proofErr w:type="spellStart"/>
-      <w:r>
-        <w:rPr>
-          <w:rFonts w:ascii="Times New Roman" w:hAnsi="Times New Roman" w:cs="Times New Roman"/>
-          <w:sz w:val="24"/>
-          <w:szCs w:val="24"/>
-          <w:lang w:val="en-US"/>
-        </w:rPr>
-        <w:t>площадь</w:t>
-      </w:r>
-      <w:proofErr w:type="spellEnd"/>
-      <w:r>
-        <w:rPr>
-          <w:rFonts w:ascii="Times New Roman" w:hAnsi="Times New Roman" w:cs="Times New Roman"/>
-          <w:sz w:val="24"/>
-          <w:szCs w:val="24"/>
-          <w:lang w:val="en-US"/>
-        </w:rPr>
-        <w:t>',</w:t>
-      </w:r>
-    </w:p>
-    <w:p>
-      <w:pPr>
-        <w:rPr>
-          <w:rFonts w:ascii="Times New Roman" w:hAnsi="Times New Roman" w:cs="Times New Roman"/>
-          <w:sz w:val="24"/>
-          <w:szCs w:val="24"/>
-          <w:lang w:val="en-US"/>
-        </w:rPr>
-      </w:pPr>
-      <w:r>
-        <w:rPr>
-          <w:rFonts w:ascii="Times New Roman" w:hAnsi="Times New Roman" w:cs="Times New Roman"/>
-          <w:sz w:val="24"/>
-          <w:szCs w:val="24"/>
-          <w:lang w:val="en-US"/>
-        </w:rPr>
-        <w:t xml:space="preserve">    a2.apartment_number AS '</w:t>
-      </w:r>
-      <w:proofErr w:type="spellStart"/>
-      <w:r>
-        <w:rPr>
-          <w:rFonts w:ascii="Times New Roman" w:hAnsi="Times New Roman" w:cs="Times New Roman"/>
-          <w:sz w:val="24"/>
-          <w:szCs w:val="24"/>
-          <w:lang w:val="en-US"/>
-        </w:rPr>
-        <w:t>Кв</w:t>
-      </w:r>
-      <w:proofErr w:type="spellEnd"/>
-      <w:r>
-        <w:rPr>
-          <w:rFonts w:ascii="Times New Roman" w:hAnsi="Times New Roman" w:cs="Times New Roman"/>
-          <w:sz w:val="24"/>
-          <w:szCs w:val="24"/>
-          <w:lang w:val="en-US"/>
-        </w:rPr>
-        <w:t>. 2',</w:t>
-      </w:r>
-    </w:p>
-    <w:p>
-      <w:pPr>
-        <w:rPr>
-          <w:rFonts w:ascii="Times New Roman" w:hAnsi="Times New Roman" w:cs="Times New Roman"/>
-          <w:sz w:val="24"/>
-          <w:szCs w:val="24"/>
-          <w:lang w:val="en-US"/>
-        </w:rPr>
-      </w:pPr>
-      <w:r>
-        <w:rPr>
-          <w:rFonts w:ascii="Times New Roman" w:hAnsi="Times New Roman" w:cs="Times New Roman"/>
-          <w:sz w:val="24"/>
-          <w:szCs w:val="24"/>
-          <w:lang w:val="en-US"/>
-        </w:rPr>
-        <w:t xml:space="preserve">    a2.rooms AS '</w:t>
-      </w:r>
-      <w:proofErr w:type="spellStart"/>
-      <w:r>
-        <w:rPr>
-          <w:rFonts w:ascii="Times New Roman" w:hAnsi="Times New Roman" w:cs="Times New Roman"/>
-          <w:sz w:val="24"/>
-          <w:szCs w:val="24"/>
-          <w:lang w:val="en-US"/>
-        </w:rPr>
-        <w:t>Комн</w:t>
-      </w:r>
-      <w:proofErr w:type="spellEnd"/>
-      <w:r>
-        <w:rPr>
-          <w:rFonts w:ascii="Times New Roman" w:hAnsi="Times New Roman" w:cs="Times New Roman"/>
-          <w:sz w:val="24"/>
-          <w:szCs w:val="24"/>
-          <w:lang w:val="en-US"/>
-        </w:rPr>
-        <w:t>. 2'</w:t>
+        <w:t xml:space="preserve">    a1.apartment_number AS 'Кв. 1',</w:t>
+      </w:r>
+    </w:p>
+    <w:p>
+      <w:pPr>
+        <w:rPr>
+          <w:rFonts w:ascii="Times New Roman" w:hAnsi="Times New Roman" w:cs="Times New Roman"/>
+          <w:sz w:val="24"/>
+          <w:szCs w:val="24"/>
+          <w:lang w:val="en-US"/>
+        </w:rPr>
+      </w:pPr>
+      <w:r>
+        <w:rPr>
+          <w:rFonts w:ascii="Times New Roman" w:hAnsi="Times New Roman" w:cs="Times New Roman"/>
+          <w:sz w:val="24"/>
+          <w:szCs w:val="24"/>
+          <w:lang w:val="en-US"/>
+        </w:rPr>
+        <w:t xml:space="preserve">    a1.rooms AS 'Комн. 1',</w:t>
+      </w:r>
+    </w:p>
+    <w:p>
+      <w:pPr>
+        <w:rPr>
+          <w:rFonts w:ascii="Times New Roman" w:hAnsi="Times New Roman" w:cs="Times New Roman"/>
+          <w:sz w:val="24"/>
+          <w:szCs w:val="24"/>
+          <w:lang w:val="en-US"/>
+        </w:rPr>
+      </w:pPr>
+      <w:r>
+        <w:rPr>
+          <w:rFonts w:ascii="Times New Roman" w:hAnsi="Times New Roman" w:cs="Times New Roman"/>
+          <w:sz w:val="24"/>
+          <w:szCs w:val="24"/>
+          <w:lang w:val="en-US"/>
+        </w:rPr>
+        <w:t xml:space="preserve">    a1.area AS 'Общая площадь',</w:t>
+      </w:r>
+    </w:p>
+    <w:p>
+      <w:pPr>
+        <w:rPr>
+          <w:rFonts w:ascii="Times New Roman" w:hAnsi="Times New Roman" w:cs="Times New Roman"/>
+          <w:sz w:val="24"/>
+          <w:szCs w:val="24"/>
+          <w:lang w:val="en-US"/>
+        </w:rPr>
+      </w:pPr>
+      <w:r>
+        <w:rPr>
+          <w:rFonts w:ascii="Times New Roman" w:hAnsi="Times New Roman" w:cs="Times New Roman"/>
+          <w:sz w:val="24"/>
+          <w:szCs w:val="24"/>
+          <w:lang w:val="en-US"/>
+        </w:rPr>
+        <w:t xml:space="preserve">    a2.apartment_number AS 'Кв. 2',</w:t>
+      </w:r>
+    </w:p>
+    <w:p>
+      <w:pPr>
+        <w:rPr>
+          <w:rFonts w:ascii="Times New Roman" w:hAnsi="Times New Roman" w:cs="Times New Roman"/>
+          <w:sz w:val="24"/>
+          <w:szCs w:val="24"/>
+          <w:lang w:val="en-US"/>
+        </w:rPr>
+      </w:pPr>
+      <w:r>
+        <w:rPr>
+          <w:rFonts w:ascii="Times New Roman" w:hAnsi="Times New Roman" w:cs="Times New Roman"/>
+          <w:sz w:val="24"/>
+          <w:szCs w:val="24"/>
+          <w:lang w:val="en-US"/>
+        </w:rPr>
+        <w:t xml:space="preserve">    a2.rooms AS 'Комн. 2'</w:t>
       </w:r>
     </w:p>
     <w:p>
@@ -3564,59 +3011,8 @@
           <w:szCs w:val="24"/>
           <w:lang w:val="en-US"/>
         </w:rPr>
-        <w:t xml:space="preserve">    AND a1.id &lt; a2.id;             -- </w:t>
-      </w:r>
-      <w:proofErr w:type="spellStart"/>
-      <w:r>
-        <w:rPr>
-          <w:rFonts w:ascii="Times New Roman" w:hAnsi="Times New Roman" w:cs="Times New Roman"/>
-          <w:sz w:val="24"/>
-          <w:szCs w:val="24"/>
-          <w:lang w:val="en-US"/>
-        </w:rPr>
-        <w:t>без</w:t>
-      </w:r>
-      <w:proofErr w:type="spellEnd"/>
-      <w:r>
-        <w:rPr>
-          <w:rFonts w:ascii="Times New Roman" w:hAnsi="Times New Roman" w:cs="Times New Roman"/>
-          <w:sz w:val="24"/>
-          <w:szCs w:val="24"/>
-          <w:lang w:val="en-US"/>
-        </w:rPr>
-        <w:t xml:space="preserve"> </w:t>
-      </w:r>
-      <w:proofErr w:type="spellStart"/>
-      <w:r>
-        <w:rPr>
-          <w:rFonts w:ascii="Times New Roman" w:hAnsi="Times New Roman" w:cs="Times New Roman"/>
-          <w:sz w:val="24"/>
-          <w:szCs w:val="24"/>
-          <w:lang w:val="en-US"/>
-        </w:rPr>
-        <w:t>дублей</w:t>
-      </w:r>
-      <w:proofErr w:type="spellEnd"/>
-      <w:r>
-        <w:rPr>
-          <w:rFonts w:ascii="Times New Roman" w:hAnsi="Times New Roman" w:cs="Times New Roman"/>
-          <w:sz w:val="24"/>
-          <w:szCs w:val="24"/>
-          <w:lang w:val="en-US"/>
-        </w:rPr>
-        <w:t xml:space="preserve"> </w:t>
-      </w:r>
-      <w:proofErr w:type="spellStart"/>
-      <w:r>
-        <w:rPr>
-          <w:rFonts w:ascii="Times New Roman" w:hAnsi="Times New Roman" w:cs="Times New Roman"/>
-          <w:sz w:val="24"/>
-          <w:szCs w:val="24"/>
-          <w:lang w:val="en-US"/>
-        </w:rPr>
-        <w:t>пар</w:t>
-      </w:r>
-      <w:proofErr w:type="spellEnd"/>
+        <w:t xml:space="preserve">    AND a1.id &lt; a2.id;             -- без дублей пар</w:t>
+      </w:r>
     </w:p>
     <w:p>
       <w:pPr>
@@ -3871,80 +3267,229 @@
           <w:szCs w:val="24"/>
           <w:lang w:val="en-US"/>
         </w:rPr>
+        <w:t xml:space="preserve">    apartment_number AS '</w:t>
+      </w:r>
+      <w:r>
+        <w:rPr>
+          <w:rFonts w:ascii="Times New Roman" w:hAnsi="Times New Roman" w:cs="Times New Roman"/>
+          <w:sz w:val="24"/>
+          <w:szCs w:val="24"/>
+        </w:rPr>
+        <w:t>Квартира</w:t>
+      </w:r>
+      <w:r>
+        <w:rPr>
+          <w:rFonts w:ascii="Times New Roman" w:hAnsi="Times New Roman" w:cs="Times New Roman"/>
+          <w:sz w:val="24"/>
+          <w:szCs w:val="24"/>
+          <w:lang w:val="en-US"/>
+        </w:rPr>
+        <w:t xml:space="preserve">', </w:t>
+      </w:r>
+    </w:p>
+    <w:p>
+      <w:pPr>
+        <w:rPr>
+          <w:rFonts w:ascii="Times New Roman" w:hAnsi="Times New Roman" w:cs="Times New Roman"/>
+          <w:sz w:val="24"/>
+          <w:szCs w:val="24"/>
+          <w:lang w:val="en-US"/>
+        </w:rPr>
+      </w:pPr>
+      <w:r>
+        <w:rPr>
+          <w:rFonts w:ascii="Times New Roman" w:hAnsi="Times New Roman" w:cs="Times New Roman"/>
+          <w:sz w:val="24"/>
+          <w:szCs w:val="24"/>
+          <w:lang w:val="en-US"/>
+        </w:rPr>
+        <w:t xml:space="preserve">    price AS '</w:t>
+      </w:r>
+      <w:r>
+        <w:rPr>
+          <w:rFonts w:ascii="Times New Roman" w:hAnsi="Times New Roman" w:cs="Times New Roman"/>
+          <w:sz w:val="24"/>
+          <w:szCs w:val="24"/>
+        </w:rPr>
+        <w:t>Цена</w:t>
+      </w:r>
+      <w:r>
+        <w:rPr>
+          <w:rFonts w:ascii="Times New Roman" w:hAnsi="Times New Roman" w:cs="Times New Roman"/>
+          <w:sz w:val="24"/>
+          <w:szCs w:val="24"/>
+          <w:lang w:val="en-US"/>
+        </w:rPr>
+        <w:t>'</w:t>
+      </w:r>
+    </w:p>
+    <w:p>
+      <w:pPr>
+        <w:rPr>
+          <w:rFonts w:ascii="Times New Roman" w:hAnsi="Times New Roman" w:cs="Times New Roman"/>
+          <w:sz w:val="24"/>
+          <w:szCs w:val="24"/>
+          <w:lang w:val="en-US"/>
+        </w:rPr>
+      </w:pPr>
+      <w:r>
+        <w:rPr>
+          <w:rFonts w:ascii="Times New Roman" w:hAnsi="Times New Roman" w:cs="Times New Roman"/>
+          <w:sz w:val="24"/>
+          <w:szCs w:val="24"/>
+          <w:lang w:val="en-US"/>
+        </w:rPr>
+        <w:t>FROM apartments</w:t>
+      </w:r>
+    </w:p>
+    <w:p>
+      <w:pPr>
+        <w:rPr>
+          <w:rFonts w:ascii="Times New Roman" w:hAnsi="Times New Roman" w:cs="Times New Roman"/>
+          <w:sz w:val="24"/>
+          <w:szCs w:val="24"/>
+          <w:lang w:val="en-US"/>
+        </w:rPr>
+      </w:pPr>
+      <w:r>
+        <w:rPr>
+          <w:rFonts w:ascii="Times New Roman" w:hAnsi="Times New Roman" w:cs="Times New Roman"/>
+          <w:sz w:val="24"/>
+          <w:szCs w:val="24"/>
+          <w:lang w:val="en-US"/>
+        </w:rPr>
+        <w:t>ORDER BY price DESC;</w:t>
+      </w:r>
+    </w:p>
+    <w:p>
+      <w:pPr>
+        <w:rPr>
+          <w:rFonts w:ascii="Times New Roman" w:hAnsi="Times New Roman" w:cs="Times New Roman"/>
+          <w:sz w:val="24"/>
+          <w:szCs w:val="24"/>
+          <w:lang w:val="en-US"/>
+        </w:rPr>
+      </w:pPr>
+    </w:p>
+    <w:p>
+      <w:pPr>
+        <w:rPr>
+          <w:rFonts w:ascii="Times New Roman" w:hAnsi="Times New Roman" w:cs="Times New Roman"/>
+          <w:sz w:val="24"/>
+          <w:szCs w:val="24"/>
+        </w:rPr>
+      </w:pPr>
+      <w:r>
+        <w:rPr>
+          <w:rFonts w:ascii="Times New Roman" w:hAnsi="Times New Roman" w:cs="Times New Roman"/>
+          <w:sz w:val="24"/>
+          <w:szCs w:val="24"/>
+        </w:rPr>
+        <w:t>Квартиры не 1 или 2 комнатные</w:t>
+      </w:r>
+    </w:p>
+    <w:p>
+      <w:pPr>
+        <w:rPr>
+          <w:rFonts w:ascii="Times New Roman" w:hAnsi="Times New Roman" w:cs="Times New Roman"/>
+          <w:sz w:val="24"/>
+          <w:szCs w:val="24"/>
+        </w:rPr>
+      </w:pPr>
+      <w:r>
+        <w:rPr>
+          <w:rFonts w:ascii="Times New Roman" w:hAnsi="Times New Roman" w:cs="Times New Roman"/>
+          <w:sz w:val="24"/>
+          <w:szCs w:val="24"/>
+          <w:lang w:val="en-US"/>
+        </w:rPr>
+        <w:t>SELECT</w:t>
+      </w:r>
+      <w:r>
+        <w:rPr>
+          <w:rFonts w:ascii="Times New Roman" w:hAnsi="Times New Roman" w:cs="Times New Roman"/>
+          <w:sz w:val="24"/>
+          <w:szCs w:val="24"/>
+        </w:rPr>
+        <w:t xml:space="preserve"> </w:t>
+      </w:r>
+    </w:p>
+    <w:p>
+      <w:pPr>
+        <w:rPr>
+          <w:rFonts w:ascii="Times New Roman" w:hAnsi="Times New Roman" w:cs="Times New Roman"/>
+          <w:sz w:val="24"/>
+          <w:szCs w:val="24"/>
+        </w:rPr>
+      </w:pPr>
+      <w:r>
+        <w:rPr>
+          <w:rFonts w:ascii="Times New Roman" w:hAnsi="Times New Roman" w:cs="Times New Roman"/>
+          <w:sz w:val="24"/>
+          <w:szCs w:val="24"/>
+        </w:rPr>
         <w:t xml:space="preserve">    </w:t>
       </w:r>
-      <w:proofErr w:type="spellStart"/>
-      <w:r>
-        <w:rPr>
-          <w:rFonts w:ascii="Times New Roman" w:hAnsi="Times New Roman" w:cs="Times New Roman"/>
-          <w:sz w:val="24"/>
-          <w:szCs w:val="24"/>
-          <w:lang w:val="en-US"/>
-        </w:rPr>
-        <w:t>apartment_number</w:t>
-      </w:r>
-      <w:proofErr w:type="spellEnd"/>
-      <w:r>
-        <w:rPr>
-          <w:rFonts w:ascii="Times New Roman" w:hAnsi="Times New Roman" w:cs="Times New Roman"/>
-          <w:sz w:val="24"/>
-          <w:szCs w:val="24"/>
-          <w:lang w:val="en-US"/>
-        </w:rPr>
-        <w:t xml:space="preserve"> AS '</w:t>
-      </w:r>
-      <w:r>
-        <w:rPr>
-          <w:rFonts w:ascii="Times New Roman" w:hAnsi="Times New Roman" w:cs="Times New Roman"/>
-          <w:sz w:val="24"/>
-          <w:szCs w:val="24"/>
-        </w:rPr>
-        <w:t>Квартира</w:t>
-      </w:r>
-      <w:r>
-        <w:rPr>
-          <w:rFonts w:ascii="Times New Roman" w:hAnsi="Times New Roman" w:cs="Times New Roman"/>
-          <w:sz w:val="24"/>
-          <w:szCs w:val="24"/>
-          <w:lang w:val="en-US"/>
-        </w:rPr>
-        <w:t xml:space="preserve">', </w:t>
-      </w:r>
-    </w:p>
-    <w:p>
-      <w:pPr>
-        <w:rPr>
-          <w:rFonts w:ascii="Times New Roman" w:hAnsi="Times New Roman" w:cs="Times New Roman"/>
-          <w:sz w:val="24"/>
-          <w:szCs w:val="24"/>
-          <w:lang w:val="en-US"/>
-        </w:rPr>
-      </w:pPr>
-      <w:r>
-        <w:rPr>
-          <w:rFonts w:ascii="Times New Roman" w:hAnsi="Times New Roman" w:cs="Times New Roman"/>
-          <w:sz w:val="24"/>
-          <w:szCs w:val="24"/>
-          <w:lang w:val="en-US"/>
-        </w:rPr>
-        <w:t xml:space="preserve">    price AS '</w:t>
-      </w:r>
-      <w:r>
-        <w:rPr>
-          <w:rFonts w:ascii="Times New Roman" w:hAnsi="Times New Roman" w:cs="Times New Roman"/>
-          <w:sz w:val="24"/>
-          <w:szCs w:val="24"/>
-        </w:rPr>
-        <w:t>Цена</w:t>
-      </w:r>
-      <w:r>
-        <w:rPr>
-          <w:rFonts w:ascii="Times New Roman" w:hAnsi="Times New Roman" w:cs="Times New Roman"/>
-          <w:sz w:val="24"/>
-          <w:szCs w:val="24"/>
-          <w:lang w:val="en-US"/>
-        </w:rPr>
-        <w:t>'</w:t>
+      <w:r>
+        <w:rPr>
+          <w:rFonts w:ascii="Times New Roman" w:hAnsi="Times New Roman" w:cs="Times New Roman"/>
+          <w:sz w:val="24"/>
+          <w:szCs w:val="24"/>
+          <w:lang w:val="en-US"/>
+        </w:rPr>
+        <w:t>apartment</w:t>
+      </w:r>
+      <w:r>
+        <w:rPr>
+          <w:rFonts w:ascii="Times New Roman" w:hAnsi="Times New Roman" w:cs="Times New Roman"/>
+          <w:sz w:val="24"/>
+          <w:szCs w:val="24"/>
+        </w:rPr>
+        <w:t>_</w:t>
+      </w:r>
+      <w:r>
+        <w:rPr>
+          <w:rFonts w:ascii="Times New Roman" w:hAnsi="Times New Roman" w:cs="Times New Roman"/>
+          <w:sz w:val="24"/>
+          <w:szCs w:val="24"/>
+          <w:lang w:val="en-US"/>
+        </w:rPr>
+        <w:t>number</w:t>
+      </w:r>
+      <w:r>
+        <w:rPr>
+          <w:rFonts w:ascii="Times New Roman" w:hAnsi="Times New Roman" w:cs="Times New Roman"/>
+          <w:sz w:val="24"/>
+          <w:szCs w:val="24"/>
+        </w:rPr>
+        <w:t xml:space="preserve">, </w:t>
+      </w:r>
+    </w:p>
+    <w:p>
+      <w:pPr>
+        <w:rPr>
+          <w:rFonts w:ascii="Times New Roman" w:hAnsi="Times New Roman" w:cs="Times New Roman"/>
+          <w:sz w:val="24"/>
+          <w:szCs w:val="24"/>
+          <w:lang w:val="en-US"/>
+        </w:rPr>
+      </w:pPr>
+      <w:r>
+        <w:rPr>
+          <w:rFonts w:ascii="Times New Roman" w:hAnsi="Times New Roman" w:cs="Times New Roman"/>
+          <w:sz w:val="24"/>
+          <w:szCs w:val="24"/>
+        </w:rPr>
+        <w:t xml:space="preserve">    </w:t>
+      </w:r>
+      <w:r>
+        <w:rPr>
+          <w:rFonts w:ascii="Times New Roman" w:hAnsi="Times New Roman" w:cs="Times New Roman"/>
+          <w:sz w:val="24"/>
+          <w:szCs w:val="24"/>
+          <w:lang w:val="en-US"/>
+        </w:rPr>
+        <w:t>rooms</w:t>
       </w:r>
     </w:p>
     <w:p>
@@ -3982,34 +3527,157 @@
           <w:szCs w:val="24"/>
           <w:lang w:val="en-US"/>
         </w:rPr>
-        <w:t>ORDER BY price DESC;</w:t>
-      </w:r>
-    </w:p>
-    <w:p>
-      <w:pPr>
-        <w:rPr>
-          <w:rFonts w:ascii="Times New Roman" w:hAnsi="Times New Roman" w:cs="Times New Roman"/>
-          <w:sz w:val="24"/>
-          <w:szCs w:val="24"/>
-          <w:lang w:val="en-US"/>
-        </w:rPr>
-      </w:pPr>
-    </w:p>
-    <w:p>
-      <w:pPr>
-        <w:rPr>
-          <w:rFonts w:ascii="Times New Roman" w:hAnsi="Times New Roman" w:cs="Times New Roman"/>
-          <w:sz w:val="24"/>
-          <w:szCs w:val="24"/>
-        </w:rPr>
-      </w:pPr>
-      <w:r>
-        <w:rPr>
-          <w:rFonts w:ascii="Times New Roman" w:hAnsi="Times New Roman" w:cs="Times New Roman"/>
-          <w:sz w:val="24"/>
-          <w:szCs w:val="24"/>
-        </w:rPr>
-        <w:t>Квартиры не 1 или 2 комнатные</w:t>
+        <w:t>WHERE rooms NOT IN (1, 2);</w:t>
+      </w:r>
+    </w:p>
+    <w:p>
+      <w:pPr>
+        <w:rPr>
+          <w:rFonts w:ascii="Times New Roman" w:hAnsi="Times New Roman" w:cs="Times New Roman"/>
+          <w:sz w:val="24"/>
+          <w:szCs w:val="24"/>
+          <w:lang w:val="en-US"/>
+        </w:rPr>
+      </w:pPr>
+    </w:p>
+    <w:p>
+      <w:pPr>
+        <w:rPr>
+          <w:rFonts w:ascii="Times New Roman" w:hAnsi="Times New Roman" w:cs="Times New Roman"/>
+          <w:sz w:val="24"/>
+          <w:szCs w:val="24"/>
+        </w:rPr>
+      </w:pPr>
+      <w:r>
+        <w:rPr>
+          <w:rFonts w:ascii="Times New Roman" w:hAnsi="Times New Roman" w:cs="Times New Roman"/>
+          <w:sz w:val="24"/>
+          <w:szCs w:val="24"/>
+        </w:rPr>
+        <w:t>Квартиры, у которых цена не между 3 млн и 6 млн</w:t>
+      </w:r>
+    </w:p>
+    <w:p>
+      <w:pPr>
+        <w:rPr>
+          <w:rFonts w:ascii="Times New Roman" w:hAnsi="Times New Roman" w:cs="Times New Roman"/>
+          <w:sz w:val="24"/>
+          <w:szCs w:val="24"/>
+          <w:lang w:val="en-US"/>
+        </w:rPr>
+      </w:pPr>
+      <w:r>
+        <w:rPr>
+          <w:rFonts w:ascii="Times New Roman" w:hAnsi="Times New Roman" w:cs="Times New Roman"/>
+          <w:sz w:val="24"/>
+          <w:szCs w:val="24"/>
+          <w:lang w:val="en-US"/>
+        </w:rPr>
+        <w:t xml:space="preserve">SELECT </w:t>
+      </w:r>
+    </w:p>
+    <w:p>
+      <w:pPr>
+        <w:rPr>
+          <w:rFonts w:ascii="Times New Roman" w:hAnsi="Times New Roman" w:cs="Times New Roman"/>
+          <w:sz w:val="24"/>
+          <w:szCs w:val="24"/>
+          <w:lang w:val="en-US"/>
+        </w:rPr>
+      </w:pPr>
+      <w:r>
+        <w:rPr>
+          <w:rFonts w:ascii="Times New Roman" w:hAnsi="Times New Roman" w:cs="Times New Roman"/>
+          <w:sz w:val="24"/>
+          <w:szCs w:val="24"/>
+          <w:lang w:val="en-US"/>
+        </w:rPr>
+        <w:lastRenderedPageBreak/>
+        <w:t xml:space="preserve">    apartment_number, </w:t>
+      </w:r>
+    </w:p>
+    <w:p>
+      <w:pPr>
+        <w:rPr>
+          <w:rFonts w:ascii="Times New Roman" w:hAnsi="Times New Roman" w:cs="Times New Roman"/>
+          <w:sz w:val="24"/>
+          <w:szCs w:val="24"/>
+          <w:lang w:val="en-US"/>
+        </w:rPr>
+      </w:pPr>
+      <w:r>
+        <w:rPr>
+          <w:rFonts w:ascii="Times New Roman" w:hAnsi="Times New Roman" w:cs="Times New Roman"/>
+          <w:sz w:val="24"/>
+          <w:szCs w:val="24"/>
+          <w:lang w:val="en-US"/>
+        </w:rPr>
+        <w:t xml:space="preserve">    price</w:t>
+      </w:r>
+    </w:p>
+    <w:p>
+      <w:pPr>
+        <w:rPr>
+          <w:rFonts w:ascii="Times New Roman" w:hAnsi="Times New Roman" w:cs="Times New Roman"/>
+          <w:sz w:val="24"/>
+          <w:szCs w:val="24"/>
+          <w:lang w:val="en-US"/>
+        </w:rPr>
+      </w:pPr>
+      <w:r>
+        <w:rPr>
+          <w:rFonts w:ascii="Times New Roman" w:hAnsi="Times New Roman" w:cs="Times New Roman"/>
+          <w:sz w:val="24"/>
+          <w:szCs w:val="24"/>
+          <w:lang w:val="en-US"/>
+        </w:rPr>
+        <w:t>FROM apartments</w:t>
+      </w:r>
+    </w:p>
+    <w:p>
+      <w:pPr>
+        <w:rPr>
+          <w:rFonts w:ascii="Times New Roman" w:hAnsi="Times New Roman" w:cs="Times New Roman"/>
+          <w:sz w:val="24"/>
+          <w:szCs w:val="24"/>
+          <w:lang w:val="en-US"/>
+        </w:rPr>
+      </w:pPr>
+      <w:r>
+        <w:rPr>
+          <w:rFonts w:ascii="Times New Roman" w:hAnsi="Times New Roman" w:cs="Times New Roman"/>
+          <w:sz w:val="24"/>
+          <w:szCs w:val="24"/>
+          <w:lang w:val="en-US"/>
+        </w:rPr>
+        <w:t>WHERE price NOT BETWEEN 3000000 AND 6000000;</w:t>
+      </w:r>
+    </w:p>
+    <w:p>
+      <w:pPr>
+        <w:rPr>
+          <w:rFonts w:ascii="Times New Roman" w:hAnsi="Times New Roman" w:cs="Times New Roman"/>
+          <w:sz w:val="24"/>
+          <w:szCs w:val="24"/>
+          <w:lang w:val="en-US"/>
+        </w:rPr>
+      </w:pPr>
+    </w:p>
+    <w:p>
+      <w:pPr>
+        <w:rPr>
+          <w:rFonts w:ascii="Times New Roman" w:hAnsi="Times New Roman" w:cs="Times New Roman"/>
+          <w:sz w:val="24"/>
+          <w:szCs w:val="24"/>
+        </w:rPr>
+      </w:pPr>
+      <w:r>
+        <w:rPr>
+          <w:rFonts w:ascii="Times New Roman" w:hAnsi="Times New Roman" w:cs="Times New Roman"/>
+          <w:sz w:val="24"/>
+          <w:szCs w:val="24"/>
+        </w:rPr>
+        <w:t>Агенты, у которых нет отчества</w:t>
       </w:r>
     </w:p>
     <w:p>
@@ -4044,6 +3712,7 @@
           <w:rFonts w:ascii="Times New Roman" w:hAnsi="Times New Roman" w:cs="Times New Roman"/>
           <w:sz w:val="24"/>
           <w:szCs w:val="24"/>
+          <w:lang w:val="en-US"/>
         </w:rPr>
       </w:pPr>
       <w:r>
@@ -4061,124 +3730,134 @@
           <w:szCs w:val="24"/>
           <w:lang w:val="en-US"/>
         </w:rPr>
-        <w:t>apartment</w:t>
-      </w:r>
-      <w:r>
-        <w:rPr>
-          <w:rFonts w:ascii="Times New Roman" w:hAnsi="Times New Roman" w:cs="Times New Roman"/>
-          <w:sz w:val="24"/>
-          <w:szCs w:val="24"/>
-        </w:rPr>
-        <w:t>_</w:t>
-      </w:r>
-      <w:r>
-        <w:rPr>
-          <w:rFonts w:ascii="Times New Roman" w:hAnsi="Times New Roman" w:cs="Times New Roman"/>
-          <w:sz w:val="24"/>
-          <w:szCs w:val="24"/>
-          <w:lang w:val="en-US"/>
-        </w:rPr>
-        <w:t>number</w:t>
-      </w:r>
-      <w:r>
-        <w:rPr>
-          <w:rFonts w:ascii="Times New Roman" w:hAnsi="Times New Roman" w:cs="Times New Roman"/>
-          <w:sz w:val="24"/>
-          <w:szCs w:val="24"/>
-        </w:rPr>
-        <w:t xml:space="preserve">, </w:t>
-      </w:r>
-    </w:p>
-    <w:p>
-      <w:pPr>
-        <w:rPr>
-          <w:rFonts w:ascii="Times New Roman" w:hAnsi="Times New Roman" w:cs="Times New Roman"/>
-          <w:sz w:val="24"/>
-          <w:szCs w:val="24"/>
-          <w:lang w:val="en-US"/>
-        </w:rPr>
-      </w:pPr>
-      <w:r>
-        <w:rPr>
-          <w:rFonts w:ascii="Times New Roman" w:hAnsi="Times New Roman" w:cs="Times New Roman"/>
-          <w:sz w:val="24"/>
-          <w:szCs w:val="24"/>
-        </w:rPr>
-        <w:t xml:space="preserve">    </w:t>
-      </w:r>
-      <w:r>
-        <w:rPr>
-          <w:rFonts w:ascii="Times New Roman" w:hAnsi="Times New Roman" w:cs="Times New Roman"/>
-          <w:sz w:val="24"/>
-          <w:szCs w:val="24"/>
-          <w:lang w:val="en-US"/>
-        </w:rPr>
-        <w:t>rooms</w:t>
-      </w:r>
-    </w:p>
-    <w:p>
-      <w:pPr>
-        <w:rPr>
-          <w:rFonts w:ascii="Times New Roman" w:hAnsi="Times New Roman" w:cs="Times New Roman"/>
-          <w:sz w:val="24"/>
-          <w:szCs w:val="24"/>
-          <w:lang w:val="en-US"/>
-        </w:rPr>
-      </w:pPr>
-      <w:r>
-        <w:rPr>
-          <w:rFonts w:ascii="Times New Roman" w:hAnsi="Times New Roman" w:cs="Times New Roman"/>
-          <w:sz w:val="24"/>
-          <w:szCs w:val="24"/>
-          <w:lang w:val="en-US"/>
-        </w:rPr>
-        <w:t>FROM apartments</w:t>
-      </w:r>
-    </w:p>
-    <w:p>
-      <w:pPr>
-        <w:rPr>
-          <w:rFonts w:ascii="Times New Roman" w:hAnsi="Times New Roman" w:cs="Times New Roman"/>
-          <w:sz w:val="24"/>
-          <w:szCs w:val="24"/>
-          <w:lang w:val="en-US"/>
-        </w:rPr>
-      </w:pPr>
-      <w:r>
-        <w:rPr>
-          <w:rFonts w:ascii="Times New Roman" w:hAnsi="Times New Roman" w:cs="Times New Roman"/>
-          <w:sz w:val="24"/>
-          <w:szCs w:val="24"/>
-          <w:lang w:val="en-US"/>
-        </w:rPr>
-        <w:t>WHERE rooms NOT IN (1, 2);</w:t>
-      </w:r>
-    </w:p>
-    <w:p>
-      <w:pPr>
-        <w:rPr>
-          <w:rFonts w:ascii="Times New Roman" w:hAnsi="Times New Roman" w:cs="Times New Roman"/>
-          <w:sz w:val="24"/>
-          <w:szCs w:val="24"/>
-          <w:lang w:val="en-US"/>
-        </w:rPr>
-      </w:pPr>
-    </w:p>
-    <w:p>
-      <w:pPr>
-        <w:rPr>
-          <w:rFonts w:ascii="Times New Roman" w:hAnsi="Times New Roman" w:cs="Times New Roman"/>
-          <w:sz w:val="24"/>
-          <w:szCs w:val="24"/>
-        </w:rPr>
-      </w:pPr>
-      <w:r>
-        <w:rPr>
-          <w:rFonts w:ascii="Times New Roman" w:hAnsi="Times New Roman" w:cs="Times New Roman"/>
-          <w:sz w:val="24"/>
-          <w:szCs w:val="24"/>
-        </w:rPr>
-        <w:t>Квартиры, у которых цена не между 3 млн и 6 млн</w:t>
+        <w:t xml:space="preserve">last_name, </w:t>
+      </w:r>
+    </w:p>
+    <w:p>
+      <w:pPr>
+        <w:rPr>
+          <w:rFonts w:ascii="Times New Roman" w:hAnsi="Times New Roman" w:cs="Times New Roman"/>
+          <w:sz w:val="24"/>
+          <w:szCs w:val="24"/>
+          <w:lang w:val="en-US"/>
+        </w:rPr>
+      </w:pPr>
+      <w:r>
+        <w:rPr>
+          <w:rFonts w:ascii="Times New Roman" w:hAnsi="Times New Roman" w:cs="Times New Roman"/>
+          <w:sz w:val="24"/>
+          <w:szCs w:val="24"/>
+          <w:lang w:val="en-US"/>
+        </w:rPr>
+        <w:t xml:space="preserve">    first_name, </w:t>
+      </w:r>
+    </w:p>
+    <w:p>
+      <w:pPr>
+        <w:rPr>
+          <w:rFonts w:ascii="Times New Roman" w:hAnsi="Times New Roman" w:cs="Times New Roman"/>
+          <w:sz w:val="24"/>
+          <w:szCs w:val="24"/>
+          <w:lang w:val="en-US"/>
+        </w:rPr>
+      </w:pPr>
+      <w:r>
+        <w:rPr>
+          <w:rFonts w:ascii="Times New Roman" w:hAnsi="Times New Roman" w:cs="Times New Roman"/>
+          <w:sz w:val="24"/>
+          <w:szCs w:val="24"/>
+          <w:lang w:val="en-US"/>
+        </w:rPr>
+        <w:t xml:space="preserve">    middle_name</w:t>
+      </w:r>
+    </w:p>
+    <w:p>
+      <w:pPr>
+        <w:rPr>
+          <w:rFonts w:ascii="Times New Roman" w:hAnsi="Times New Roman" w:cs="Times New Roman"/>
+          <w:sz w:val="24"/>
+          <w:szCs w:val="24"/>
+          <w:lang w:val="en-US"/>
+        </w:rPr>
+      </w:pPr>
+      <w:r>
+        <w:rPr>
+          <w:rFonts w:ascii="Times New Roman" w:hAnsi="Times New Roman" w:cs="Times New Roman"/>
+          <w:sz w:val="24"/>
+          <w:szCs w:val="24"/>
+          <w:lang w:val="en-US"/>
+        </w:rPr>
+        <w:t>FROM agents</w:t>
+      </w:r>
+    </w:p>
+    <w:p>
+      <w:pPr>
+        <w:rPr>
+          <w:rFonts w:ascii="Times New Roman" w:hAnsi="Times New Roman" w:cs="Times New Roman"/>
+          <w:sz w:val="24"/>
+          <w:szCs w:val="24"/>
+          <w:lang w:val="en-US"/>
+        </w:rPr>
+      </w:pPr>
+      <w:r>
+        <w:rPr>
+          <w:rFonts w:ascii="Times New Roman" w:hAnsi="Times New Roman" w:cs="Times New Roman"/>
+          <w:sz w:val="24"/>
+          <w:szCs w:val="24"/>
+          <w:lang w:val="en-US"/>
+        </w:rPr>
+        <w:t>WHERE middle_name IS NULL;</w:t>
+      </w:r>
+    </w:p>
+    <w:p>
+      <w:pPr>
+        <w:rPr>
+          <w:rFonts w:ascii="Times New Roman" w:hAnsi="Times New Roman" w:cs="Times New Roman"/>
+          <w:sz w:val="24"/>
+          <w:szCs w:val="24"/>
+          <w:lang w:val="en-US"/>
+        </w:rPr>
+      </w:pPr>
+    </w:p>
+    <w:p>
+      <w:pPr>
+        <w:rPr>
+          <w:rFonts w:ascii="Times New Roman" w:hAnsi="Times New Roman" w:cs="Times New Roman"/>
+          <w:sz w:val="24"/>
+          <w:szCs w:val="24"/>
+        </w:rPr>
+      </w:pPr>
+      <w:r>
+        <w:rPr>
+          <w:rFonts w:ascii="Times New Roman" w:hAnsi="Times New Roman" w:cs="Times New Roman"/>
+          <w:sz w:val="24"/>
+          <w:szCs w:val="24"/>
+        </w:rPr>
+        <w:t xml:space="preserve">Улицы, у которых название начинается на </w:t>
+      </w:r>
+      <w:r>
+        <w:rPr>
+          <w:rFonts w:ascii="Times New Roman" w:hAnsi="Times New Roman" w:cs="Times New Roman"/>
+          <w:sz w:val="24"/>
+          <w:szCs w:val="24"/>
+        </w:rPr>
+        <w:t>«</w:t>
+      </w:r>
+      <w:r>
+        <w:rPr>
+          <w:rFonts w:ascii="Times New Roman" w:hAnsi="Times New Roman" w:cs="Times New Roman"/>
+          <w:sz w:val="24"/>
+          <w:szCs w:val="24"/>
+        </w:rPr>
+        <w:t>Л</w:t>
+      </w:r>
+      <w:r>
+        <w:rPr>
+          <w:rFonts w:ascii="Times New Roman" w:hAnsi="Times New Roman" w:cs="Times New Roman"/>
+          <w:sz w:val="24"/>
+          <w:szCs w:val="24"/>
+        </w:rPr>
+        <w:t>»</w:t>
       </w:r>
     </w:p>
     <w:p>
@@ -4216,338 +3895,64 @@
           <w:szCs w:val="24"/>
           <w:lang w:val="en-US"/>
         </w:rPr>
-        <w:lastRenderedPageBreak/>
-        <w:t xml:space="preserve">    </w:t>
-      </w:r>
-      <w:proofErr w:type="spellStart"/>
-      <w:r>
-        <w:rPr>
-          <w:rFonts w:ascii="Times New Roman" w:hAnsi="Times New Roman" w:cs="Times New Roman"/>
-          <w:sz w:val="24"/>
-          <w:szCs w:val="24"/>
-          <w:lang w:val="en-US"/>
-        </w:rPr>
-        <w:t>apartment_number</w:t>
-      </w:r>
-      <w:proofErr w:type="spellEnd"/>
-      <w:r>
-        <w:rPr>
-          <w:rFonts w:ascii="Times New Roman" w:hAnsi="Times New Roman" w:cs="Times New Roman"/>
-          <w:sz w:val="24"/>
-          <w:szCs w:val="24"/>
-          <w:lang w:val="en-US"/>
-        </w:rPr>
-        <w:t xml:space="preserve">, </w:t>
-      </w:r>
-    </w:p>
-    <w:p>
-      <w:pPr>
-        <w:rPr>
-          <w:rFonts w:ascii="Times New Roman" w:hAnsi="Times New Roman" w:cs="Times New Roman"/>
-          <w:sz w:val="24"/>
-          <w:szCs w:val="24"/>
-          <w:lang w:val="en-US"/>
-        </w:rPr>
-      </w:pPr>
-      <w:r>
-        <w:rPr>
-          <w:rFonts w:ascii="Times New Roman" w:hAnsi="Times New Roman" w:cs="Times New Roman"/>
-          <w:sz w:val="24"/>
-          <w:szCs w:val="24"/>
-          <w:lang w:val="en-US"/>
-        </w:rPr>
-        <w:t xml:space="preserve">    price</w:t>
-      </w:r>
-    </w:p>
-    <w:p>
-      <w:pPr>
-        <w:rPr>
-          <w:rFonts w:ascii="Times New Roman" w:hAnsi="Times New Roman" w:cs="Times New Roman"/>
-          <w:sz w:val="24"/>
-          <w:szCs w:val="24"/>
-          <w:lang w:val="en-US"/>
-        </w:rPr>
-      </w:pPr>
-      <w:r>
-        <w:rPr>
-          <w:rFonts w:ascii="Times New Roman" w:hAnsi="Times New Roman" w:cs="Times New Roman"/>
-          <w:sz w:val="24"/>
-          <w:szCs w:val="24"/>
-          <w:lang w:val="en-US"/>
-        </w:rPr>
-        <w:t>FROM apartments</w:t>
-      </w:r>
-    </w:p>
-    <w:p>
-      <w:pPr>
-        <w:rPr>
-          <w:rFonts w:ascii="Times New Roman" w:hAnsi="Times New Roman" w:cs="Times New Roman"/>
-          <w:sz w:val="24"/>
-          <w:szCs w:val="24"/>
-          <w:lang w:val="en-US"/>
-        </w:rPr>
-      </w:pPr>
-      <w:r>
-        <w:rPr>
-          <w:rFonts w:ascii="Times New Roman" w:hAnsi="Times New Roman" w:cs="Times New Roman"/>
-          <w:sz w:val="24"/>
-          <w:szCs w:val="24"/>
-          <w:lang w:val="en-US"/>
-        </w:rPr>
-        <w:t>WHERE price NOT BETWEEN 3000000 AND 6000000;</w:t>
-      </w:r>
-    </w:p>
-    <w:p>
-      <w:pPr>
-        <w:rPr>
-          <w:rFonts w:ascii="Times New Roman" w:hAnsi="Times New Roman" w:cs="Times New Roman"/>
-          <w:sz w:val="24"/>
-          <w:szCs w:val="24"/>
-          <w:lang w:val="en-US"/>
-        </w:rPr>
-      </w:pPr>
-    </w:p>
-    <w:p>
-      <w:pPr>
-        <w:rPr>
-          <w:rFonts w:ascii="Times New Roman" w:hAnsi="Times New Roman" w:cs="Times New Roman"/>
-          <w:sz w:val="24"/>
-          <w:szCs w:val="24"/>
-        </w:rPr>
-      </w:pPr>
-      <w:r>
-        <w:rPr>
-          <w:rFonts w:ascii="Times New Roman" w:hAnsi="Times New Roman" w:cs="Times New Roman"/>
-          <w:sz w:val="24"/>
-          <w:szCs w:val="24"/>
-        </w:rPr>
-        <w:t>Агенты, у которых нет отчества</w:t>
-      </w:r>
-    </w:p>
-    <w:p>
-      <w:pPr>
-        <w:rPr>
-          <w:rFonts w:ascii="Times New Roman" w:hAnsi="Times New Roman" w:cs="Times New Roman"/>
-          <w:sz w:val="24"/>
-          <w:szCs w:val="24"/>
-        </w:rPr>
-      </w:pPr>
-      <w:r>
-        <w:rPr>
-          <w:rFonts w:ascii="Times New Roman" w:hAnsi="Times New Roman" w:cs="Times New Roman"/>
-          <w:sz w:val="24"/>
-          <w:szCs w:val="24"/>
-          <w:lang w:val="en-US"/>
-        </w:rPr>
-        <w:t>SELECT</w:t>
-      </w:r>
-      <w:r>
-        <w:rPr>
-          <w:rFonts w:ascii="Times New Roman" w:hAnsi="Times New Roman" w:cs="Times New Roman"/>
-          <w:sz w:val="24"/>
-          <w:szCs w:val="24"/>
-        </w:rPr>
-        <w:t xml:space="preserve"> </w:t>
-      </w:r>
-    </w:p>
-    <w:p>
-      <w:pPr>
-        <w:rPr>
-          <w:rFonts w:ascii="Times New Roman" w:hAnsi="Times New Roman" w:cs="Times New Roman"/>
-          <w:sz w:val="24"/>
-          <w:szCs w:val="24"/>
-          <w:lang w:val="en-US"/>
-        </w:rPr>
-      </w:pPr>
-      <w:r>
-        <w:rPr>
-          <w:rFonts w:ascii="Times New Roman" w:hAnsi="Times New Roman" w:cs="Times New Roman"/>
-          <w:sz w:val="24"/>
-          <w:szCs w:val="24"/>
-        </w:rPr>
-        <w:t xml:space="preserve">    </w:t>
-      </w:r>
-      <w:proofErr w:type="spellStart"/>
-      <w:r>
-        <w:rPr>
-          <w:rFonts w:ascii="Times New Roman" w:hAnsi="Times New Roman" w:cs="Times New Roman"/>
-          <w:sz w:val="24"/>
-          <w:szCs w:val="24"/>
-          <w:lang w:val="en-US"/>
-        </w:rPr>
-        <w:t>last_name</w:t>
-      </w:r>
-      <w:proofErr w:type="spellEnd"/>
-      <w:r>
-        <w:rPr>
-          <w:rFonts w:ascii="Times New Roman" w:hAnsi="Times New Roman" w:cs="Times New Roman"/>
-          <w:sz w:val="24"/>
-          <w:szCs w:val="24"/>
-          <w:lang w:val="en-US"/>
-        </w:rPr>
-        <w:t xml:space="preserve">, </w:t>
-      </w:r>
-    </w:p>
-    <w:p>
-      <w:pPr>
-        <w:rPr>
-          <w:rFonts w:ascii="Times New Roman" w:hAnsi="Times New Roman" w:cs="Times New Roman"/>
-          <w:sz w:val="24"/>
-          <w:szCs w:val="24"/>
-          <w:lang w:val="en-US"/>
-        </w:rPr>
-      </w:pPr>
-      <w:r>
-        <w:rPr>
-          <w:rFonts w:ascii="Times New Roman" w:hAnsi="Times New Roman" w:cs="Times New Roman"/>
-          <w:sz w:val="24"/>
-          <w:szCs w:val="24"/>
-          <w:lang w:val="en-US"/>
-        </w:rPr>
-        <w:t xml:space="preserve">    </w:t>
-      </w:r>
-      <w:proofErr w:type="spellStart"/>
-      <w:r>
-        <w:rPr>
-          <w:rFonts w:ascii="Times New Roman" w:hAnsi="Times New Roman" w:cs="Times New Roman"/>
-          <w:sz w:val="24"/>
-          <w:szCs w:val="24"/>
-          <w:lang w:val="en-US"/>
-        </w:rPr>
-        <w:t>first_name</w:t>
-      </w:r>
-      <w:proofErr w:type="spellEnd"/>
-      <w:r>
-        <w:rPr>
-          <w:rFonts w:ascii="Times New Roman" w:hAnsi="Times New Roman" w:cs="Times New Roman"/>
-          <w:sz w:val="24"/>
-          <w:szCs w:val="24"/>
-          <w:lang w:val="en-US"/>
-        </w:rPr>
-        <w:t xml:space="preserve">, </w:t>
-      </w:r>
-    </w:p>
-    <w:p>
-      <w:pPr>
-        <w:rPr>
-          <w:rFonts w:ascii="Times New Roman" w:hAnsi="Times New Roman" w:cs="Times New Roman"/>
-          <w:sz w:val="24"/>
-          <w:szCs w:val="24"/>
-          <w:lang w:val="en-US"/>
-        </w:rPr>
-      </w:pPr>
-      <w:r>
-        <w:rPr>
-          <w:rFonts w:ascii="Times New Roman" w:hAnsi="Times New Roman" w:cs="Times New Roman"/>
-          <w:sz w:val="24"/>
-          <w:szCs w:val="24"/>
-          <w:lang w:val="en-US"/>
-        </w:rPr>
-        <w:t xml:space="preserve">    </w:t>
-      </w:r>
-      <w:proofErr w:type="spellStart"/>
-      <w:r>
-        <w:rPr>
-          <w:rFonts w:ascii="Times New Roman" w:hAnsi="Times New Roman" w:cs="Times New Roman"/>
-          <w:sz w:val="24"/>
-          <w:szCs w:val="24"/>
-          <w:lang w:val="en-US"/>
-        </w:rPr>
-        <w:t>middle_name</w:t>
-      </w:r>
-      <w:proofErr w:type="spellEnd"/>
-    </w:p>
-    <w:p>
-      <w:pPr>
-        <w:rPr>
-          <w:rFonts w:ascii="Times New Roman" w:hAnsi="Times New Roman" w:cs="Times New Roman"/>
-          <w:sz w:val="24"/>
-          <w:szCs w:val="24"/>
-          <w:lang w:val="en-US"/>
-        </w:rPr>
-      </w:pPr>
-      <w:r>
-        <w:rPr>
-          <w:rFonts w:ascii="Times New Roman" w:hAnsi="Times New Roman" w:cs="Times New Roman"/>
-          <w:sz w:val="24"/>
-          <w:szCs w:val="24"/>
-          <w:lang w:val="en-US"/>
-        </w:rPr>
-        <w:t>FROM agents</w:t>
-      </w:r>
-    </w:p>
-    <w:p>
-      <w:pPr>
-        <w:rPr>
-          <w:rFonts w:ascii="Times New Roman" w:hAnsi="Times New Roman" w:cs="Times New Roman"/>
-          <w:sz w:val="24"/>
-          <w:szCs w:val="24"/>
-          <w:lang w:val="en-US"/>
-        </w:rPr>
-      </w:pPr>
-      <w:r>
-        <w:rPr>
-          <w:rFonts w:ascii="Times New Roman" w:hAnsi="Times New Roman" w:cs="Times New Roman"/>
-          <w:sz w:val="24"/>
-          <w:szCs w:val="24"/>
-          <w:lang w:val="en-US"/>
-        </w:rPr>
-        <w:t xml:space="preserve">WHERE </w:t>
-      </w:r>
-      <w:proofErr w:type="spellStart"/>
-      <w:r>
-        <w:rPr>
-          <w:rFonts w:ascii="Times New Roman" w:hAnsi="Times New Roman" w:cs="Times New Roman"/>
-          <w:sz w:val="24"/>
-          <w:szCs w:val="24"/>
-          <w:lang w:val="en-US"/>
-        </w:rPr>
-        <w:t>middle_name</w:t>
-      </w:r>
-      <w:proofErr w:type="spellEnd"/>
-      <w:r>
-        <w:rPr>
-          <w:rFonts w:ascii="Times New Roman" w:hAnsi="Times New Roman" w:cs="Times New Roman"/>
-          <w:sz w:val="24"/>
-          <w:szCs w:val="24"/>
-          <w:lang w:val="en-US"/>
-        </w:rPr>
-        <w:t xml:space="preserve"> IS NULL;</w:t>
-      </w:r>
-    </w:p>
-    <w:p>
-      <w:pPr>
-        <w:rPr>
-          <w:rFonts w:ascii="Times New Roman" w:hAnsi="Times New Roman" w:cs="Times New Roman"/>
-          <w:sz w:val="24"/>
-          <w:szCs w:val="24"/>
-          <w:lang w:val="en-US"/>
-        </w:rPr>
-      </w:pPr>
-    </w:p>
-    <w:p>
-      <w:pPr>
-        <w:rPr>
-          <w:rFonts w:ascii="Times New Roman" w:hAnsi="Times New Roman" w:cs="Times New Roman"/>
-          <w:sz w:val="24"/>
-          <w:szCs w:val="24"/>
-        </w:rPr>
-      </w:pPr>
-      <w:r>
-        <w:rPr>
-          <w:rFonts w:ascii="Times New Roman" w:hAnsi="Times New Roman" w:cs="Times New Roman"/>
-          <w:sz w:val="24"/>
-          <w:szCs w:val="24"/>
-        </w:rPr>
-        <w:t xml:space="preserve">Улицы, у которых название начинается на </w:t>
-      </w:r>
-      <w:r>
-        <w:rPr>
-          <w:rFonts w:ascii="Times New Roman" w:hAnsi="Times New Roman" w:cs="Times New Roman"/>
-          <w:sz w:val="24"/>
-          <w:szCs w:val="24"/>
-        </w:rPr>
-        <w:t>«</w:t>
+        <w:t xml:space="preserve">    id, </w:t>
+      </w:r>
+    </w:p>
+    <w:p>
+      <w:pPr>
+        <w:rPr>
+          <w:rFonts w:ascii="Times New Roman" w:hAnsi="Times New Roman" w:cs="Times New Roman"/>
+          <w:sz w:val="24"/>
+          <w:szCs w:val="24"/>
+          <w:lang w:val="en-US"/>
+        </w:rPr>
+      </w:pPr>
+      <w:r>
+        <w:rPr>
+          <w:rFonts w:ascii="Times New Roman" w:hAnsi="Times New Roman" w:cs="Times New Roman"/>
+          <w:sz w:val="24"/>
+          <w:szCs w:val="24"/>
+          <w:lang w:val="en-US"/>
+        </w:rPr>
+        <w:t xml:space="preserve">    name</w:t>
+      </w:r>
+    </w:p>
+    <w:p>
+      <w:pPr>
+        <w:rPr>
+          <w:rFonts w:ascii="Times New Roman" w:hAnsi="Times New Roman" w:cs="Times New Roman"/>
+          <w:sz w:val="24"/>
+          <w:szCs w:val="24"/>
+          <w:lang w:val="en-US"/>
+        </w:rPr>
+      </w:pPr>
+      <w:r>
+        <w:rPr>
+          <w:rFonts w:ascii="Times New Roman" w:hAnsi="Times New Roman" w:cs="Times New Roman"/>
+          <w:sz w:val="24"/>
+          <w:szCs w:val="24"/>
+          <w:lang w:val="en-US"/>
+        </w:rPr>
+        <w:t>FROM streets</w:t>
+      </w:r>
+    </w:p>
+    <w:p>
+      <w:pPr>
+        <w:rPr>
+          <w:rFonts w:ascii="Times New Roman" w:hAnsi="Times New Roman" w:cs="Times New Roman"/>
+          <w:sz w:val="24"/>
+          <w:szCs w:val="24"/>
+          <w:lang w:val="en-US"/>
+        </w:rPr>
+      </w:pPr>
+      <w:r>
+        <w:rPr>
+          <w:rFonts w:ascii="Times New Roman" w:hAnsi="Times New Roman" w:cs="Times New Roman"/>
+          <w:sz w:val="24"/>
+          <w:szCs w:val="24"/>
+          <w:lang w:val="en-US"/>
+        </w:rPr>
+        <w:t>WHERE name LIKE '</w:t>
       </w:r>
       <w:r>
         <w:rPr>
@@ -4562,120 +3967,18 @@
           <w:rFonts w:ascii="Times New Roman" w:hAnsi="Times New Roman" w:cs="Times New Roman"/>
           <w:sz w:val="24"/>
           <w:szCs w:val="24"/>
-        </w:rPr>
-        <w:t>»</w:t>
-      </w:r>
-    </w:p>
-    <w:p>
-      <w:pPr>
-        <w:rPr>
-          <w:rFonts w:ascii="Times New Roman" w:hAnsi="Times New Roman" w:cs="Times New Roman"/>
-          <w:sz w:val="24"/>
-          <w:szCs w:val="24"/>
-          <w:lang w:val="en-US"/>
-        </w:rPr>
-      </w:pPr>
-      <w:r>
-        <w:rPr>
-          <w:rFonts w:ascii="Times New Roman" w:hAnsi="Times New Roman" w:cs="Times New Roman"/>
-          <w:sz w:val="24"/>
-          <w:szCs w:val="24"/>
-          <w:lang w:val="en-US"/>
-        </w:rPr>
-        <w:t xml:space="preserve">SELECT </w:t>
-      </w:r>
-    </w:p>
-    <w:p>
-      <w:pPr>
-        <w:rPr>
-          <w:rFonts w:ascii="Times New Roman" w:hAnsi="Times New Roman" w:cs="Times New Roman"/>
-          <w:sz w:val="24"/>
-          <w:szCs w:val="24"/>
-          <w:lang w:val="en-US"/>
-        </w:rPr>
-      </w:pPr>
-      <w:r>
-        <w:rPr>
-          <w:rFonts w:ascii="Times New Roman" w:hAnsi="Times New Roman" w:cs="Times New Roman"/>
-          <w:sz w:val="24"/>
-          <w:szCs w:val="24"/>
-          <w:lang w:val="en-US"/>
-        </w:rPr>
-        <w:t xml:space="preserve">    id, </w:t>
-      </w:r>
-    </w:p>
-    <w:p>
-      <w:pPr>
-        <w:rPr>
-          <w:rFonts w:ascii="Times New Roman" w:hAnsi="Times New Roman" w:cs="Times New Roman"/>
-          <w:sz w:val="24"/>
-          <w:szCs w:val="24"/>
-          <w:lang w:val="en-US"/>
-        </w:rPr>
-      </w:pPr>
-      <w:r>
-        <w:rPr>
-          <w:rFonts w:ascii="Times New Roman" w:hAnsi="Times New Roman" w:cs="Times New Roman"/>
-          <w:sz w:val="24"/>
-          <w:szCs w:val="24"/>
-          <w:lang w:val="en-US"/>
-        </w:rPr>
-        <w:t xml:space="preserve">    name</w:t>
-      </w:r>
-    </w:p>
-    <w:p>
-      <w:pPr>
-        <w:rPr>
-          <w:rFonts w:ascii="Times New Roman" w:hAnsi="Times New Roman" w:cs="Times New Roman"/>
-          <w:sz w:val="24"/>
-          <w:szCs w:val="24"/>
-          <w:lang w:val="en-US"/>
-        </w:rPr>
-      </w:pPr>
-      <w:r>
-        <w:rPr>
-          <w:rFonts w:ascii="Times New Roman" w:hAnsi="Times New Roman" w:cs="Times New Roman"/>
-          <w:sz w:val="24"/>
-          <w:szCs w:val="24"/>
-          <w:lang w:val="en-US"/>
-        </w:rPr>
-        <w:t>FROM streets</w:t>
-      </w:r>
-    </w:p>
-    <w:p>
-      <w:pPr>
-        <w:rPr>
-          <w:rFonts w:ascii="Times New Roman" w:hAnsi="Times New Roman" w:cs="Times New Roman"/>
-          <w:sz w:val="24"/>
-          <w:szCs w:val="24"/>
-          <w:lang w:val="en-US"/>
-        </w:rPr>
-      </w:pPr>
-      <w:r>
-        <w:rPr>
-          <w:rFonts w:ascii="Times New Roman" w:hAnsi="Times New Roman" w:cs="Times New Roman"/>
-          <w:sz w:val="24"/>
-          <w:szCs w:val="24"/>
-          <w:lang w:val="en-US"/>
-        </w:rPr>
-        <w:t>WHERE name LIKE '</w:t>
-      </w:r>
-      <w:r>
-        <w:rPr>
-          <w:rFonts w:ascii="Times New Roman" w:hAnsi="Times New Roman" w:cs="Times New Roman"/>
-          <w:sz w:val="24"/>
-          <w:szCs w:val="24"/>
-        </w:rPr>
-        <w:t>Л</w:t>
-      </w:r>
-      <w:r>
-        <w:rPr>
-          <w:rFonts w:ascii="Times New Roman" w:hAnsi="Times New Roman" w:cs="Times New Roman"/>
-          <w:sz w:val="24"/>
-          <w:szCs w:val="24"/>
-          <w:lang w:val="en-US"/>
-        </w:rPr>
-        <w:t>%';</w:t>
+          <w:lang w:val="en-US"/>
+        </w:rPr>
+        <w:t>%</w:t>
+      </w:r>
+      <w:r>
+        <w:rPr>
+          <w:rFonts w:ascii="Times New Roman" w:hAnsi="Times New Roman" w:cs="Times New Roman"/>
+          <w:sz w:val="24"/>
+          <w:szCs w:val="24"/>
+          <w:lang w:val="en-US"/>
+        </w:rPr>
+        <w:t>';</w:t>
       </w:r>
     </w:p>
     <w:p>
